--- a/download/sprint0/Aceli_LAT_RTM_v1.docx
+++ b/download/sprint0/Aceli_LAT_RTM_v1.docx
@@ -33,7 +33,7 @@
           </w:tcPr>
           <w:p>
             <w:pPr>
-              <w:spacing w:before="4423"/>
+              <w:spacing w:before="4275"/>
             </w:pPr>
           </w:p>
           <w:p>
@@ -136,7 +136,7 @@
                 <w:sz w:val="24"/>
                 <w:szCs w:val="24"/>
               </w:rPr>
-              <w:t xml:space="preserve">Version: 1.0</w:t>
+              <w:t xml:space="preserve">Version: 1.0 (Updated)</w:t>
             </w:r>
           </w:p>
           <w:p>
@@ -177,7 +177,25 @@
           </w:p>
           <w:p>
             <w:pPr>
-              <w:spacing w:before="4423"/>
+              <w:pBdr>
+                <w:left w:val="single" w:sz="8" w:space="12"/>
+              </w:pBdr>
+              <w:spacing w:after="80"/>
+              <w:ind w:left="1400"/>
+            </w:pPr>
+            <w:r>
+              <w:rPr>
+                <w:rFonts w:ascii="Arial" w:eastAsia="Microsoft YaHei"/>
+                <w:color w:val="90989F"/>
+                <w:sz w:val="24"/>
+                <w:szCs w:val="24"/>
+              </w:rPr>
+              <w:t xml:space="preserve">Incorporates Consortium Clarifications</w:t>
+            </w:r>
+          </w:p>
+          <w:p>
+            <w:pPr>
+              <w:spacing w:before="4275"/>
             </w:pPr>
           </w:p>
           <w:p>
@@ -488,6 +506,41 @@
             </w:r>
             <w:r>
               <w:instrText xml:space="preserve"> PAGEREF _Toc100006 \h </w:instrText>
+            </w:r>
+            <w:r>
+              <w:fldChar w:fldCharType="separate"/>
+            </w:r>
+            <w:r>
+              <w:t>3</w:t>
+            </w:r>
+            <w:r>
+              <w:fldChar w:fldCharType="end"/>
+            </w:r>
+          </w:hyperlink>
+        </w:p>
+        <w:p>
+          <w:pPr>
+            <w:pStyle w:val="9"/>
+            <w:tabs>
+              <w:tab w:val="right" w:leader="dot" w:pos="9026"/>
+            </w:tabs>
+            <w:spacing w:before="120" w:after="60"/>
+          </w:pPr>
+          <w:hyperlink w:anchor="_Toc100007" w:history="1">
+            <w:r>
+              <w:rPr>
+                <w:rStyle w:val="Hyperlink"/>
+              </w:rPr>
+              <w:t>8. Consortium Clarification Cross-Reference</w:t>
+            </w:r>
+            <w:r>
+              <w:tab/>
+            </w:r>
+            <w:r>
+              <w:fldChar w:fldCharType="begin"/>
+            </w:r>
+            <w:r>
+              <w:instrText xml:space="preserve"> PAGEREF _Toc100007 \h </w:instrText>
             </w:r>
             <w:r>
               <w:fldChar w:fldCharType="separate"/>
@@ -569,7 +622,7 @@
           <w:sz w:val="24"/>
           <w:szCs w:val="24"/>
         </w:rPr>
-        <w:t xml:space="preserve">The Requirements Traceability Matrix (RTM) provides bidirectional traceability from RFP requirements through business requirements, functional specifications, user stories, API contracts, test cases, and release artifacts. Every requirement must be traceable to its origin and forward to its verification evidence. The RTM is a living document updated at every sprint boundary and is subject to the mandatory quality gate for requirements traceability completeness. No feature build starts without a linked requirement ID in the RTM.</w:t>
+        <w:t xml:space="preserve">The Requirements Traceability Matrix (RTM) provides bidirectional traceability from RFP requirements and consortium clarifications through business requirements, functional specifications, user stories, API contracts, test cases, and release artifacts. Every requirement must be traceable to its origin and forward to its verification evidence. The RTM is a living document updated at every sprint boundary and is subject to the mandatory quality gate for requirements traceability completeness. No feature build starts without a linked requirement ID in the RTM. This version incorporates clarifications received from the Aceli consortium following the initial RFP review, with new and updated requirements marked accordingly.</w:t>
       </w:r>
     </w:p>
     <w:p>
@@ -602,7 +655,7 @@
           <w:sz w:val="24"/>
           <w:szCs w:val="24"/>
         </w:rPr>
-        <w:t xml:space="preserve">Each RTM entry includes: Req ID (hierarchical: RFP-XXX, BR-XXX, FR-XXX, NFR-XXX, US-XXX), Requirement Statement, Source (RFP section, BRD section, or PRD section), Priority (Must Have, Should Have, Could Have), Sprint Target, Implementation Artifact (code module, API contract, integration point), Test Case ID(s), Verification Status (Not Started, In Progress, Verified, Deferred), and Notes/Assumptions.</w:t>
+        <w:t xml:space="preserve">Each RTM entry includes: Req ID (hierarchical: RFP-XXX, BR-XXX, FR-XXX, NFR-XXX, US-XXX, CL-XXX for consortium clarification-derived requirements), Requirement Statement, Source (RFP section, BRD section, PRD section, or Consortium Clarification), Priority (Must Have, Should Have, Could Have), Sprint Target, Implementation Artifact (code module, API contract, integration point), Test Case ID(s), Verification Status (Not Started, In Progress, Verified, Deferred), and Notes/Assumptions.</w:t>
       </w:r>
     </w:p>
     <w:p>
@@ -635,7 +688,7 @@
           <w:sz w:val="24"/>
           <w:szCs w:val="24"/>
         </w:rPr>
-        <w:t xml:space="preserve">The following table captures the high-level RFP-derived requirements that form the origin point for all downstream traceability:</w:t>
+        <w:t xml:space="preserve">The following table captures the high-level RFP-derived requirements that form the origin point for all downstream traceability. Consortium clarification-derived requirements (CL-XXX) are included here pending integration into the appropriate requirement category during Sprint 1 detailed analysis:</w:t>
       </w:r>
     </w:p>
     <w:tbl>
@@ -2733,6 +2786,1726 @@
                 <w:szCs w:val="22"/>
               </w:rPr>
               <w:t xml:space="preserve">Sprint 6+</w:t>
+            </w:r>
+          </w:p>
+        </w:tc>
+        <w:tc>
+          <w:tcPr>
+            <w:tcW w:type="pct" w:w="15%"/>
+            <w:tcBorders>
+              <w:top w:val="single" w:color="DDD0C8" w:sz="1"/>
+              <w:left w:val="single" w:color="DDD0C8" w:sz="1"/>
+              <w:bottom w:val="single" w:color="DDD0C8" w:sz="1"/>
+              <w:right w:val="single" w:color="DDD0C8" w:sz="1"/>
+            </w:tcBorders>
+            <w:shd w:fill="FFFFFF" w:val="clear"/>
+          </w:tcPr>
+          <w:p>
+            <w:pPr>
+              <w:spacing w:after="40" w:before="40" w:line="312"/>
+            </w:pPr>
+            <w:r>
+              <w:rPr>
+                <w:rFonts w:ascii="Times New Roman" w:eastAsia="SimSun"/>
+                <w:color w:val="182030"/>
+                <w:sz w:val="22"/>
+                <w:szCs w:val="22"/>
+              </w:rPr>
+              <w:t xml:space="preserve">Not Started</w:t>
+            </w:r>
+          </w:p>
+        </w:tc>
+      </w:tr>
+      <w:tr>
+        <w:trPr>
+          <w:cantSplit/>
+        </w:trPr>
+        <w:tc>
+          <w:tcPr>
+            <w:tcW w:type="pct" w:w="10%"/>
+            <w:tcBorders>
+              <w:top w:val="single" w:color="DDD0C8" w:sz="1"/>
+              <w:left w:val="single" w:color="DDD0C8" w:sz="1"/>
+              <w:bottom w:val="single" w:color="DDD0C8" w:sz="1"/>
+              <w:right w:val="single" w:color="DDD0C8" w:sz="1"/>
+            </w:tcBorders>
+            <w:shd w:fill="FFFFFF" w:val="clear"/>
+          </w:tcPr>
+          <w:p>
+            <w:pPr>
+              <w:spacing w:after="40" w:before="40" w:line="312"/>
+            </w:pPr>
+            <w:r>
+              <w:rPr>
+                <w:rFonts w:ascii="Times New Roman" w:eastAsia="SimSun"/>
+                <w:color w:val="182030"/>
+                <w:sz w:val="22"/>
+                <w:szCs w:val="22"/>
+              </w:rPr>
+              <w:t xml:space="preserve">CL-001</w:t>
+            </w:r>
+          </w:p>
+        </w:tc>
+        <w:tc>
+          <w:tcPr>
+            <w:tcW w:type="pct" w:w="30%"/>
+            <w:tcBorders>
+              <w:top w:val="single" w:color="DDD0C8" w:sz="1"/>
+              <w:left w:val="single" w:color="DDD0C8" w:sz="1"/>
+              <w:bottom w:val="single" w:color="DDD0C8" w:sz="1"/>
+              <w:right w:val="single" w:color="DDD0C8" w:sz="1"/>
+            </w:tcBorders>
+            <w:shd w:fill="FFFFFF" w:val="clear"/>
+          </w:tcPr>
+          <w:p>
+            <w:pPr>
+              <w:spacing w:after="40" w:before="40" w:line="312"/>
+            </w:pPr>
+            <w:r>
+              <w:rPr>
+                <w:rFonts w:ascii="Times New Roman" w:eastAsia="SimSun"/>
+                <w:color w:val="182030"/>
+                <w:sz w:val="22"/>
+                <w:szCs w:val="22"/>
+              </w:rPr>
+              <w:t xml:space="preserve">Pilot country jointly agreed during Phase 0 discovery considering operational readiness, stakeholder availability, lender concentration, implementation practicality, and delivery risk</w:t>
+            </w:r>
+            <w:r>
+              <w:rPr>
+                <w:rFonts w:ascii="Times New Roman" w:eastAsia="SimSun"/>
+                <w:b/>
+                <w:bCs/>
+                <w:color w:val="D4875A"/>
+                <w:sz w:val="22"/>
+                <w:szCs w:val="22"/>
+              </w:rPr>
+              <w:t xml:space="preserve"> [NEW]</w:t>
+            </w:r>
+          </w:p>
+        </w:tc>
+        <w:tc>
+          <w:tcPr>
+            <w:tcW w:type="pct" w:w="15%"/>
+            <w:tcBorders>
+              <w:top w:val="single" w:color="DDD0C8" w:sz="1"/>
+              <w:left w:val="single" w:color="DDD0C8" w:sz="1"/>
+              <w:bottom w:val="single" w:color="DDD0C8" w:sz="1"/>
+              <w:right w:val="single" w:color="DDD0C8" w:sz="1"/>
+            </w:tcBorders>
+            <w:shd w:fill="FFFFFF" w:val="clear"/>
+          </w:tcPr>
+          <w:p>
+            <w:pPr>
+              <w:spacing w:after="40" w:before="40" w:line="312"/>
+            </w:pPr>
+            <w:r>
+              <w:rPr>
+                <w:rFonts w:ascii="Times New Roman" w:eastAsia="SimSun"/>
+                <w:color w:val="182030"/>
+                <w:sz w:val="22"/>
+                <w:szCs w:val="22"/>
+              </w:rPr>
+              <w:t xml:space="preserve">Consortium Clarification 6</w:t>
+            </w:r>
+          </w:p>
+        </w:tc>
+        <w:tc>
+          <w:tcPr>
+            <w:tcW w:type="pct" w:w="15%"/>
+            <w:tcBorders>
+              <w:top w:val="single" w:color="DDD0C8" w:sz="1"/>
+              <w:left w:val="single" w:color="DDD0C8" w:sz="1"/>
+              <w:bottom w:val="single" w:color="DDD0C8" w:sz="1"/>
+              <w:right w:val="single" w:color="DDD0C8" w:sz="1"/>
+            </w:tcBorders>
+            <w:shd w:fill="FFFFFF" w:val="clear"/>
+          </w:tcPr>
+          <w:p>
+            <w:pPr>
+              <w:spacing w:after="40" w:before="40" w:line="312"/>
+            </w:pPr>
+            <w:r>
+              <w:rPr>
+                <w:rFonts w:ascii="Times New Roman" w:eastAsia="SimSun"/>
+                <w:color w:val="182030"/>
+                <w:sz w:val="22"/>
+                <w:szCs w:val="22"/>
+              </w:rPr>
+              <w:t xml:space="preserve">Must Have</w:t>
+            </w:r>
+          </w:p>
+        </w:tc>
+        <w:tc>
+          <w:tcPr>
+            <w:tcW w:type="pct" w:w="15%"/>
+            <w:tcBorders>
+              <w:top w:val="single" w:color="DDD0C8" w:sz="1"/>
+              <w:left w:val="single" w:color="DDD0C8" w:sz="1"/>
+              <w:bottom w:val="single" w:color="DDD0C8" w:sz="1"/>
+              <w:right w:val="single" w:color="DDD0C8" w:sz="1"/>
+            </w:tcBorders>
+            <w:shd w:fill="FFFFFF" w:val="clear"/>
+          </w:tcPr>
+          <w:p>
+            <w:pPr>
+              <w:spacing w:after="40" w:before="40" w:line="312"/>
+            </w:pPr>
+            <w:r>
+              <w:rPr>
+                <w:rFonts w:ascii="Times New Roman" w:eastAsia="SimSun"/>
+                <w:color w:val="182030"/>
+                <w:sz w:val="22"/>
+                <w:szCs w:val="22"/>
+              </w:rPr>
+              <w:t xml:space="preserve">Sprint 1</w:t>
+            </w:r>
+          </w:p>
+        </w:tc>
+        <w:tc>
+          <w:tcPr>
+            <w:tcW w:type="pct" w:w="15%"/>
+            <w:tcBorders>
+              <w:top w:val="single" w:color="DDD0C8" w:sz="1"/>
+              <w:left w:val="single" w:color="DDD0C8" w:sz="1"/>
+              <w:bottom w:val="single" w:color="DDD0C8" w:sz="1"/>
+              <w:right w:val="single" w:color="DDD0C8" w:sz="1"/>
+            </w:tcBorders>
+            <w:shd w:fill="FFFFFF" w:val="clear"/>
+          </w:tcPr>
+          <w:p>
+            <w:pPr>
+              <w:spacing w:after="40" w:before="40" w:line="312"/>
+            </w:pPr>
+            <w:r>
+              <w:rPr>
+                <w:rFonts w:ascii="Times New Roman" w:eastAsia="SimSun"/>
+                <w:color w:val="182030"/>
+                <w:sz w:val="22"/>
+                <w:szCs w:val="22"/>
+              </w:rPr>
+              <w:t xml:space="preserve">Not Started</w:t>
+            </w:r>
+          </w:p>
+        </w:tc>
+      </w:tr>
+      <w:tr>
+        <w:trPr>
+          <w:cantSplit/>
+        </w:trPr>
+        <w:tc>
+          <w:tcPr>
+            <w:tcW w:type="pct" w:w="10%"/>
+            <w:tcBorders>
+              <w:top w:val="single" w:color="DDD0C8" w:sz="1"/>
+              <w:left w:val="single" w:color="DDD0C8" w:sz="1"/>
+              <w:bottom w:val="single" w:color="DDD0C8" w:sz="1"/>
+              <w:right w:val="single" w:color="DDD0C8" w:sz="1"/>
+            </w:tcBorders>
+            <w:shd w:fill="FFFFFF" w:val="clear"/>
+          </w:tcPr>
+          <w:p>
+            <w:pPr>
+              <w:spacing w:after="40" w:before="40" w:line="312"/>
+            </w:pPr>
+            <w:r>
+              <w:rPr>
+                <w:rFonts w:ascii="Times New Roman" w:eastAsia="SimSun"/>
+                <w:color w:val="182030"/>
+                <w:sz w:val="22"/>
+                <w:szCs w:val="22"/>
+              </w:rPr>
+              <w:t xml:space="preserve">CL-002</w:t>
+            </w:r>
+          </w:p>
+        </w:tc>
+        <w:tc>
+          <w:tcPr>
+            <w:tcW w:type="pct" w:w="30%"/>
+            <w:tcBorders>
+              <w:top w:val="single" w:color="DDD0C8" w:sz="1"/>
+              <w:left w:val="single" w:color="DDD0C8" w:sz="1"/>
+              <w:bottom w:val="single" w:color="DDD0C8" w:sz="1"/>
+              <w:right w:val="single" w:color="DDD0C8" w:sz="1"/>
+            </w:tcBorders>
+            <w:shd w:fill="FFFFFF" w:val="clear"/>
+          </w:tcPr>
+          <w:p>
+            <w:pPr>
+              <w:spacing w:after="40" w:before="40" w:line="312"/>
+            </w:pPr>
+            <w:r>
+              <w:rPr>
+                <w:rFonts w:ascii="Times New Roman" w:eastAsia="SimSun"/>
+                <w:color w:val="182030"/>
+                <w:sz w:val="22"/>
+                <w:szCs w:val="22"/>
+              </w:rPr>
+              <w:t xml:space="preserve">Transcription and extraction workflows must accommodate regional accents, agricultural terminology, and limited multilingual code-switching including occasional Swahili and local-language phrases</w:t>
+            </w:r>
+            <w:r>
+              <w:rPr>
+                <w:rFonts w:ascii="Times New Roman" w:eastAsia="SimSun"/>
+                <w:b/>
+                <w:bCs/>
+                <w:color w:val="D4875A"/>
+                <w:sz w:val="22"/>
+                <w:szCs w:val="22"/>
+              </w:rPr>
+              <w:t xml:space="preserve"> [NEW]</w:t>
+            </w:r>
+          </w:p>
+        </w:tc>
+        <w:tc>
+          <w:tcPr>
+            <w:tcW w:type="pct" w:w="15%"/>
+            <w:tcBorders>
+              <w:top w:val="single" w:color="DDD0C8" w:sz="1"/>
+              <w:left w:val="single" w:color="DDD0C8" w:sz="1"/>
+              <w:bottom w:val="single" w:color="DDD0C8" w:sz="1"/>
+              <w:right w:val="single" w:color="DDD0C8" w:sz="1"/>
+            </w:tcBorders>
+            <w:shd w:fill="FFFFFF" w:val="clear"/>
+          </w:tcPr>
+          <w:p>
+            <w:pPr>
+              <w:spacing w:after="40" w:before="40" w:line="312"/>
+            </w:pPr>
+            <w:r>
+              <w:rPr>
+                <w:rFonts w:ascii="Times New Roman" w:eastAsia="SimSun"/>
+                <w:color w:val="182030"/>
+                <w:sz w:val="22"/>
+                <w:szCs w:val="22"/>
+              </w:rPr>
+              <w:t xml:space="preserve">Consortium Clarification 5</w:t>
+            </w:r>
+          </w:p>
+        </w:tc>
+        <w:tc>
+          <w:tcPr>
+            <w:tcW w:type="pct" w:w="15%"/>
+            <w:tcBorders>
+              <w:top w:val="single" w:color="DDD0C8" w:sz="1"/>
+              <w:left w:val="single" w:color="DDD0C8" w:sz="1"/>
+              <w:bottom w:val="single" w:color="DDD0C8" w:sz="1"/>
+              <w:right w:val="single" w:color="DDD0C8" w:sz="1"/>
+            </w:tcBorders>
+            <w:shd w:fill="FFFFFF" w:val="clear"/>
+          </w:tcPr>
+          <w:p>
+            <w:pPr>
+              <w:spacing w:after="40" w:before="40" w:line="312"/>
+            </w:pPr>
+            <w:r>
+              <w:rPr>
+                <w:rFonts w:ascii="Times New Roman" w:eastAsia="SimSun"/>
+                <w:color w:val="182030"/>
+                <w:sz w:val="22"/>
+                <w:szCs w:val="22"/>
+              </w:rPr>
+              <w:t xml:space="preserve">Must Have</w:t>
+            </w:r>
+          </w:p>
+        </w:tc>
+        <w:tc>
+          <w:tcPr>
+            <w:tcW w:type="pct" w:w="15%"/>
+            <w:tcBorders>
+              <w:top w:val="single" w:color="DDD0C8" w:sz="1"/>
+              <w:left w:val="single" w:color="DDD0C8" w:sz="1"/>
+              <w:bottom w:val="single" w:color="DDD0C8" w:sz="1"/>
+              <w:right w:val="single" w:color="DDD0C8" w:sz="1"/>
+            </w:tcBorders>
+            <w:shd w:fill="FFFFFF" w:val="clear"/>
+          </w:tcPr>
+          <w:p>
+            <w:pPr>
+              <w:spacing w:after="40" w:before="40" w:line="312"/>
+            </w:pPr>
+            <w:r>
+              <w:rPr>
+                <w:rFonts w:ascii="Times New Roman" w:eastAsia="SimSun"/>
+                <w:color w:val="182030"/>
+                <w:sz w:val="22"/>
+                <w:szCs w:val="22"/>
+              </w:rPr>
+              <w:t xml:space="preserve">Sprint 4</w:t>
+            </w:r>
+          </w:p>
+        </w:tc>
+        <w:tc>
+          <w:tcPr>
+            <w:tcW w:type="pct" w:w="15%"/>
+            <w:tcBorders>
+              <w:top w:val="single" w:color="DDD0C8" w:sz="1"/>
+              <w:left w:val="single" w:color="DDD0C8" w:sz="1"/>
+              <w:bottom w:val="single" w:color="DDD0C8" w:sz="1"/>
+              <w:right w:val="single" w:color="DDD0C8" w:sz="1"/>
+            </w:tcBorders>
+            <w:shd w:fill="FFFFFF" w:val="clear"/>
+          </w:tcPr>
+          <w:p>
+            <w:pPr>
+              <w:spacing w:after="40" w:before="40" w:line="312"/>
+            </w:pPr>
+            <w:r>
+              <w:rPr>
+                <w:rFonts w:ascii="Times New Roman" w:eastAsia="SimSun"/>
+                <w:color w:val="182030"/>
+                <w:sz w:val="22"/>
+                <w:szCs w:val="22"/>
+              </w:rPr>
+              <w:t xml:space="preserve">Not Started</w:t>
+            </w:r>
+          </w:p>
+        </w:tc>
+      </w:tr>
+      <w:tr>
+        <w:trPr>
+          <w:cantSplit/>
+        </w:trPr>
+        <w:tc>
+          <w:tcPr>
+            <w:tcW w:type="pct" w:w="10%"/>
+            <w:tcBorders>
+              <w:top w:val="single" w:color="DDD0C8" w:sz="1"/>
+              <w:left w:val="single" w:color="DDD0C8" w:sz="1"/>
+              <w:bottom w:val="single" w:color="DDD0C8" w:sz="1"/>
+              <w:right w:val="single" w:color="DDD0C8" w:sz="1"/>
+            </w:tcBorders>
+            <w:shd w:fill="FFFFFF" w:val="clear"/>
+          </w:tcPr>
+          <w:p>
+            <w:pPr>
+              <w:spacing w:after="40" w:before="40" w:line="312"/>
+            </w:pPr>
+            <w:r>
+              <w:rPr>
+                <w:rFonts w:ascii="Times New Roman" w:eastAsia="SimSun"/>
+                <w:color w:val="182030"/>
+                <w:sz w:val="22"/>
+                <w:szCs w:val="22"/>
+              </w:rPr>
+              <w:t xml:space="preserve">CL-003</w:t>
+            </w:r>
+          </w:p>
+        </w:tc>
+        <w:tc>
+          <w:tcPr>
+            <w:tcW w:type="pct" w:w="30%"/>
+            <w:tcBorders>
+              <w:top w:val="single" w:color="DDD0C8" w:sz="1"/>
+              <w:left w:val="single" w:color="DDD0C8" w:sz="1"/>
+              <w:bottom w:val="single" w:color="DDD0C8" w:sz="1"/>
+              <w:right w:val="single" w:color="DDD0C8" w:sz="1"/>
+            </w:tcBorders>
+            <w:shd w:fill="FFFFFF" w:val="clear"/>
+          </w:tcPr>
+          <w:p>
+            <w:pPr>
+              <w:spacing w:after="40" w:before="40" w:line="312"/>
+            </w:pPr>
+            <w:r>
+              <w:rPr>
+                <w:rFonts w:ascii="Times New Roman" w:eastAsia="SimSun"/>
+                <w:color w:val="182030"/>
+                <w:sz w:val="22"/>
+                <w:szCs w:val="22"/>
+              </w:rPr>
+              <w:t xml:space="preserve">Baseline reconciliation measurement must be established collaboratively during discovery through workflow observation, stakeholder interviews, and practical measurement approaches; methodology and benchmark values jointly agreed</w:t>
+            </w:r>
+            <w:r>
+              <w:rPr>
+                <w:rFonts w:ascii="Times New Roman" w:eastAsia="SimSun"/>
+                <w:b/>
+                <w:bCs/>
+                <w:color w:val="D4875A"/>
+                <w:sz w:val="22"/>
+                <w:szCs w:val="22"/>
+              </w:rPr>
+              <w:t xml:space="preserve"> [NEW]</w:t>
+            </w:r>
+          </w:p>
+        </w:tc>
+        <w:tc>
+          <w:tcPr>
+            <w:tcW w:type="pct" w:w="15%"/>
+            <w:tcBorders>
+              <w:top w:val="single" w:color="DDD0C8" w:sz="1"/>
+              <w:left w:val="single" w:color="DDD0C8" w:sz="1"/>
+              <w:bottom w:val="single" w:color="DDD0C8" w:sz="1"/>
+              <w:right w:val="single" w:color="DDD0C8" w:sz="1"/>
+            </w:tcBorders>
+            <w:shd w:fill="FFFFFF" w:val="clear"/>
+          </w:tcPr>
+          <w:p>
+            <w:pPr>
+              <w:spacing w:after="40" w:before="40" w:line="312"/>
+            </w:pPr>
+            <w:r>
+              <w:rPr>
+                <w:rFonts w:ascii="Times New Roman" w:eastAsia="SimSun"/>
+                <w:color w:val="182030"/>
+                <w:sz w:val="22"/>
+                <w:szCs w:val="22"/>
+              </w:rPr>
+              <w:t xml:space="preserve">Consortium Clarification 8</w:t>
+            </w:r>
+          </w:p>
+        </w:tc>
+        <w:tc>
+          <w:tcPr>
+            <w:tcW w:type="pct" w:w="15%"/>
+            <w:tcBorders>
+              <w:top w:val="single" w:color="DDD0C8" w:sz="1"/>
+              <w:left w:val="single" w:color="DDD0C8" w:sz="1"/>
+              <w:bottom w:val="single" w:color="DDD0C8" w:sz="1"/>
+              <w:right w:val="single" w:color="DDD0C8" w:sz="1"/>
+            </w:tcBorders>
+            <w:shd w:fill="FFFFFF" w:val="clear"/>
+          </w:tcPr>
+          <w:p>
+            <w:pPr>
+              <w:spacing w:after="40" w:before="40" w:line="312"/>
+            </w:pPr>
+            <w:r>
+              <w:rPr>
+                <w:rFonts w:ascii="Times New Roman" w:eastAsia="SimSun"/>
+                <w:color w:val="182030"/>
+                <w:sz w:val="22"/>
+                <w:szCs w:val="22"/>
+              </w:rPr>
+              <w:t xml:space="preserve">Must Have</w:t>
+            </w:r>
+          </w:p>
+        </w:tc>
+        <w:tc>
+          <w:tcPr>
+            <w:tcW w:type="pct" w:w="15%"/>
+            <w:tcBorders>
+              <w:top w:val="single" w:color="DDD0C8" w:sz="1"/>
+              <w:left w:val="single" w:color="DDD0C8" w:sz="1"/>
+              <w:bottom w:val="single" w:color="DDD0C8" w:sz="1"/>
+              <w:right w:val="single" w:color="DDD0C8" w:sz="1"/>
+            </w:tcBorders>
+            <w:shd w:fill="FFFFFF" w:val="clear"/>
+          </w:tcPr>
+          <w:p>
+            <w:pPr>
+              <w:spacing w:after="40" w:before="40" w:line="312"/>
+            </w:pPr>
+            <w:r>
+              <w:rPr>
+                <w:rFonts w:ascii="Times New Roman" w:eastAsia="SimSun"/>
+                <w:color w:val="182030"/>
+                <w:sz w:val="22"/>
+                <w:szCs w:val="22"/>
+              </w:rPr>
+              <w:t xml:space="preserve">Sprint 1</w:t>
+            </w:r>
+          </w:p>
+        </w:tc>
+        <w:tc>
+          <w:tcPr>
+            <w:tcW w:type="pct" w:w="15%"/>
+            <w:tcBorders>
+              <w:top w:val="single" w:color="DDD0C8" w:sz="1"/>
+              <w:left w:val="single" w:color="DDD0C8" w:sz="1"/>
+              <w:bottom w:val="single" w:color="DDD0C8" w:sz="1"/>
+              <w:right w:val="single" w:color="DDD0C8" w:sz="1"/>
+            </w:tcBorders>
+            <w:shd w:fill="FFFFFF" w:val="clear"/>
+          </w:tcPr>
+          <w:p>
+            <w:pPr>
+              <w:spacing w:after="40" w:before="40" w:line="312"/>
+            </w:pPr>
+            <w:r>
+              <w:rPr>
+                <w:rFonts w:ascii="Times New Roman" w:eastAsia="SimSun"/>
+                <w:color w:val="182030"/>
+                <w:sz w:val="22"/>
+                <w:szCs w:val="22"/>
+              </w:rPr>
+              <w:t xml:space="preserve">Not Started</w:t>
+            </w:r>
+          </w:p>
+        </w:tc>
+      </w:tr>
+      <w:tr>
+        <w:trPr>
+          <w:cantSplit/>
+        </w:trPr>
+        <w:tc>
+          <w:tcPr>
+            <w:tcW w:type="pct" w:w="10%"/>
+            <w:tcBorders>
+              <w:top w:val="single" w:color="DDD0C8" w:sz="1"/>
+              <w:left w:val="single" w:color="DDD0C8" w:sz="1"/>
+              <w:bottom w:val="single" w:color="DDD0C8" w:sz="1"/>
+              <w:right w:val="single" w:color="DDD0C8" w:sz="1"/>
+            </w:tcBorders>
+            <w:shd w:fill="FFFFFF" w:val="clear"/>
+          </w:tcPr>
+          <w:p>
+            <w:pPr>
+              <w:spacing w:after="40" w:before="40" w:line="312"/>
+            </w:pPr>
+            <w:r>
+              <w:rPr>
+                <w:rFonts w:ascii="Times New Roman" w:eastAsia="SimSun"/>
+                <w:color w:val="182030"/>
+                <w:sz w:val="22"/>
+                <w:szCs w:val="22"/>
+              </w:rPr>
+              <w:t xml:space="preserve">CL-004</w:t>
+            </w:r>
+          </w:p>
+        </w:tc>
+        <w:tc>
+          <w:tcPr>
+            <w:tcW w:type="pct" w:w="30%"/>
+            <w:tcBorders>
+              <w:top w:val="single" w:color="DDD0C8" w:sz="1"/>
+              <w:left w:val="single" w:color="DDD0C8" w:sz="1"/>
+              <w:bottom w:val="single" w:color="DDD0C8" w:sz="1"/>
+              <w:right w:val="single" w:color="DDD0C8" w:sz="1"/>
+            </w:tcBorders>
+            <w:shd w:fill="FFFFFF" w:val="clear"/>
+          </w:tcPr>
+          <w:p>
+            <w:pPr>
+              <w:spacing w:after="40" w:before="40" w:line="312"/>
+            </w:pPr>
+            <w:r>
+              <w:rPr>
+                <w:rFonts w:ascii="Times New Roman" w:eastAsia="SimSun"/>
+                <w:color w:val="182030"/>
+                <w:sz w:val="22"/>
+                <w:szCs w:val="22"/>
+              </w:rPr>
+              <w:t xml:space="preserve">Benchmarking dataset of approximately 60,000 records in Google Sheets connected to Power BI; not being rebuilt; LAT outputs must flow through controlled pathways</w:t>
+            </w:r>
+            <w:r>
+              <w:rPr>
+                <w:rFonts w:ascii="Times New Roman" w:eastAsia="SimSun"/>
+                <w:b/>
+                <w:bCs/>
+                <w:color w:val="D4875A"/>
+                <w:sz w:val="22"/>
+                <w:szCs w:val="22"/>
+              </w:rPr>
+              <w:t xml:space="preserve"> [NEW]</w:t>
+            </w:r>
+          </w:p>
+        </w:tc>
+        <w:tc>
+          <w:tcPr>
+            <w:tcW w:type="pct" w:w="15%"/>
+            <w:tcBorders>
+              <w:top w:val="single" w:color="DDD0C8" w:sz="1"/>
+              <w:left w:val="single" w:color="DDD0C8" w:sz="1"/>
+              <w:bottom w:val="single" w:color="DDD0C8" w:sz="1"/>
+              <w:right w:val="single" w:color="DDD0C8" w:sz="1"/>
+            </w:tcBorders>
+            <w:shd w:fill="FFFFFF" w:val="clear"/>
+          </w:tcPr>
+          <w:p>
+            <w:pPr>
+              <w:spacing w:after="40" w:before="40" w:line="312"/>
+            </w:pPr>
+            <w:r>
+              <w:rPr>
+                <w:rFonts w:ascii="Times New Roman" w:eastAsia="SimSun"/>
+                <w:color w:val="182030"/>
+                <w:sz w:val="22"/>
+                <w:szCs w:val="22"/>
+              </w:rPr>
+              <w:t xml:space="preserve">Consortium Clarification 4</w:t>
+            </w:r>
+          </w:p>
+        </w:tc>
+        <w:tc>
+          <w:tcPr>
+            <w:tcW w:type="pct" w:w="15%"/>
+            <w:tcBorders>
+              <w:top w:val="single" w:color="DDD0C8" w:sz="1"/>
+              <w:left w:val="single" w:color="DDD0C8" w:sz="1"/>
+              <w:bottom w:val="single" w:color="DDD0C8" w:sz="1"/>
+              <w:right w:val="single" w:color="DDD0C8" w:sz="1"/>
+            </w:tcBorders>
+            <w:shd w:fill="FFFFFF" w:val="clear"/>
+          </w:tcPr>
+          <w:p>
+            <w:pPr>
+              <w:spacing w:after="40" w:before="40" w:line="312"/>
+            </w:pPr>
+            <w:r>
+              <w:rPr>
+                <w:rFonts w:ascii="Times New Roman" w:eastAsia="SimSun"/>
+                <w:color w:val="182030"/>
+                <w:sz w:val="22"/>
+                <w:szCs w:val="22"/>
+              </w:rPr>
+              <w:t xml:space="preserve">Must Have</w:t>
+            </w:r>
+          </w:p>
+        </w:tc>
+        <w:tc>
+          <w:tcPr>
+            <w:tcW w:type="pct" w:w="15%"/>
+            <w:tcBorders>
+              <w:top w:val="single" w:color="DDD0C8" w:sz="1"/>
+              <w:left w:val="single" w:color="DDD0C8" w:sz="1"/>
+              <w:bottom w:val="single" w:color="DDD0C8" w:sz="1"/>
+              <w:right w:val="single" w:color="DDD0C8" w:sz="1"/>
+            </w:tcBorders>
+            <w:shd w:fill="FFFFFF" w:val="clear"/>
+          </w:tcPr>
+          <w:p>
+            <w:pPr>
+              <w:spacing w:after="40" w:before="40" w:line="312"/>
+            </w:pPr>
+            <w:r>
+              <w:rPr>
+                <w:rFonts w:ascii="Times New Roman" w:eastAsia="SimSun"/>
+                <w:color w:val="182030"/>
+                <w:sz w:val="22"/>
+                <w:szCs w:val="22"/>
+              </w:rPr>
+              <w:t xml:space="preserve">Sprint 4-6</w:t>
+            </w:r>
+          </w:p>
+        </w:tc>
+        <w:tc>
+          <w:tcPr>
+            <w:tcW w:type="pct" w:w="15%"/>
+            <w:tcBorders>
+              <w:top w:val="single" w:color="DDD0C8" w:sz="1"/>
+              <w:left w:val="single" w:color="DDD0C8" w:sz="1"/>
+              <w:bottom w:val="single" w:color="DDD0C8" w:sz="1"/>
+              <w:right w:val="single" w:color="DDD0C8" w:sz="1"/>
+            </w:tcBorders>
+            <w:shd w:fill="FFFFFF" w:val="clear"/>
+          </w:tcPr>
+          <w:p>
+            <w:pPr>
+              <w:spacing w:after="40" w:before="40" w:line="312"/>
+            </w:pPr>
+            <w:r>
+              <w:rPr>
+                <w:rFonts w:ascii="Times New Roman" w:eastAsia="SimSun"/>
+                <w:color w:val="182030"/>
+                <w:sz w:val="22"/>
+                <w:szCs w:val="22"/>
+              </w:rPr>
+              <w:t xml:space="preserve">Not Started</w:t>
+            </w:r>
+          </w:p>
+        </w:tc>
+      </w:tr>
+      <w:tr>
+        <w:trPr>
+          <w:cantSplit/>
+        </w:trPr>
+        <w:tc>
+          <w:tcPr>
+            <w:tcW w:type="pct" w:w="10%"/>
+            <w:tcBorders>
+              <w:top w:val="single" w:color="DDD0C8" w:sz="1"/>
+              <w:left w:val="single" w:color="DDD0C8" w:sz="1"/>
+              <w:bottom w:val="single" w:color="DDD0C8" w:sz="1"/>
+              <w:right w:val="single" w:color="DDD0C8" w:sz="1"/>
+            </w:tcBorders>
+            <w:shd w:fill="FFFFFF" w:val="clear"/>
+          </w:tcPr>
+          <w:p>
+            <w:pPr>
+              <w:spacing w:after="40" w:before="40" w:line="312"/>
+            </w:pPr>
+            <w:r>
+              <w:rPr>
+                <w:rFonts w:ascii="Times New Roman" w:eastAsia="SimSun"/>
+                <w:color w:val="182030"/>
+                <w:sz w:val="22"/>
+                <w:szCs w:val="22"/>
+              </w:rPr>
+              <w:t xml:space="preserve">CL-005</w:t>
+            </w:r>
+          </w:p>
+        </w:tc>
+        <w:tc>
+          <w:tcPr>
+            <w:tcW w:type="pct" w:w="30%"/>
+            <w:tcBorders>
+              <w:top w:val="single" w:color="DDD0C8" w:sz="1"/>
+              <w:left w:val="single" w:color="DDD0C8" w:sz="1"/>
+              <w:bottom w:val="single" w:color="DDD0C8" w:sz="1"/>
+              <w:right w:val="single" w:color="DDD0C8" w:sz="1"/>
+            </w:tcBorders>
+            <w:shd w:fill="FFFFFF" w:val="clear"/>
+          </w:tcPr>
+          <w:p>
+            <w:pPr>
+              <w:spacing w:after="40" w:before="40" w:line="312"/>
+            </w:pPr>
+            <w:r>
+              <w:rPr>
+                <w:rFonts w:ascii="Times New Roman" w:eastAsia="SimSun"/>
+                <w:color w:val="182030"/>
+                <w:sz w:val="22"/>
+                <w:szCs w:val="22"/>
+              </w:rPr>
+              <w:t xml:space="preserve">Salesforce Enterprise Edition with custom objects; LAT scoring framework currently NOT in Salesforce but in Google Sheets; Salesforce sandbox available; Aceli internal Salesforce team will collaborate</w:t>
+            </w:r>
+            <w:r>
+              <w:rPr>
+                <w:rFonts w:ascii="Times New Roman" w:eastAsia="SimSun"/>
+                <w:b/>
+                <w:bCs/>
+                <w:color w:val="D4875A"/>
+                <w:sz w:val="22"/>
+                <w:szCs w:val="22"/>
+              </w:rPr>
+              <w:t xml:space="preserve"> [NEW]</w:t>
+            </w:r>
+          </w:p>
+        </w:tc>
+        <w:tc>
+          <w:tcPr>
+            <w:tcW w:type="pct" w:w="15%"/>
+            <w:tcBorders>
+              <w:top w:val="single" w:color="DDD0C8" w:sz="1"/>
+              <w:left w:val="single" w:color="DDD0C8" w:sz="1"/>
+              <w:bottom w:val="single" w:color="DDD0C8" w:sz="1"/>
+              <w:right w:val="single" w:color="DDD0C8" w:sz="1"/>
+            </w:tcBorders>
+            <w:shd w:fill="FFFFFF" w:val="clear"/>
+          </w:tcPr>
+          <w:p>
+            <w:pPr>
+              <w:spacing w:after="40" w:before="40" w:line="312"/>
+            </w:pPr>
+            <w:r>
+              <w:rPr>
+                <w:rFonts w:ascii="Times New Roman" w:eastAsia="SimSun"/>
+                <w:color w:val="182030"/>
+                <w:sz w:val="22"/>
+                <w:szCs w:val="22"/>
+              </w:rPr>
+              <w:t xml:space="preserve">Consortium Clarification 2</w:t>
+            </w:r>
+          </w:p>
+        </w:tc>
+        <w:tc>
+          <w:tcPr>
+            <w:tcW w:type="pct" w:w="15%"/>
+            <w:tcBorders>
+              <w:top w:val="single" w:color="DDD0C8" w:sz="1"/>
+              <w:left w:val="single" w:color="DDD0C8" w:sz="1"/>
+              <w:bottom w:val="single" w:color="DDD0C8" w:sz="1"/>
+              <w:right w:val="single" w:color="DDD0C8" w:sz="1"/>
+            </w:tcBorders>
+            <w:shd w:fill="FFFFFF" w:val="clear"/>
+          </w:tcPr>
+          <w:p>
+            <w:pPr>
+              <w:spacing w:after="40" w:before="40" w:line="312"/>
+            </w:pPr>
+            <w:r>
+              <w:rPr>
+                <w:rFonts w:ascii="Times New Roman" w:eastAsia="SimSun"/>
+                <w:color w:val="182030"/>
+                <w:sz w:val="22"/>
+                <w:szCs w:val="22"/>
+              </w:rPr>
+              <w:t xml:space="preserve">Must Have</w:t>
+            </w:r>
+          </w:p>
+        </w:tc>
+        <w:tc>
+          <w:tcPr>
+            <w:tcW w:type="pct" w:w="15%"/>
+            <w:tcBorders>
+              <w:top w:val="single" w:color="DDD0C8" w:sz="1"/>
+              <w:left w:val="single" w:color="DDD0C8" w:sz="1"/>
+              <w:bottom w:val="single" w:color="DDD0C8" w:sz="1"/>
+              <w:right w:val="single" w:color="DDD0C8" w:sz="1"/>
+            </w:tcBorders>
+            <w:shd w:fill="FFFFFF" w:val="clear"/>
+          </w:tcPr>
+          <w:p>
+            <w:pPr>
+              <w:spacing w:after="40" w:before="40" w:line="312"/>
+            </w:pPr>
+            <w:r>
+              <w:rPr>
+                <w:rFonts w:ascii="Times New Roman" w:eastAsia="SimSun"/>
+                <w:color w:val="182030"/>
+                <w:sz w:val="22"/>
+                <w:szCs w:val="22"/>
+              </w:rPr>
+              <w:t xml:space="preserve">Sprint 2 design</w:t>
+            </w:r>
+          </w:p>
+        </w:tc>
+        <w:tc>
+          <w:tcPr>
+            <w:tcW w:type="pct" w:w="15%"/>
+            <w:tcBorders>
+              <w:top w:val="single" w:color="DDD0C8" w:sz="1"/>
+              <w:left w:val="single" w:color="DDD0C8" w:sz="1"/>
+              <w:bottom w:val="single" w:color="DDD0C8" w:sz="1"/>
+              <w:right w:val="single" w:color="DDD0C8" w:sz="1"/>
+            </w:tcBorders>
+            <w:shd w:fill="FFFFFF" w:val="clear"/>
+          </w:tcPr>
+          <w:p>
+            <w:pPr>
+              <w:spacing w:after="40" w:before="40" w:line="312"/>
+            </w:pPr>
+            <w:r>
+              <w:rPr>
+                <w:rFonts w:ascii="Times New Roman" w:eastAsia="SimSun"/>
+                <w:color w:val="182030"/>
+                <w:sz w:val="22"/>
+                <w:szCs w:val="22"/>
+              </w:rPr>
+              <w:t xml:space="preserve">Not Started</w:t>
+            </w:r>
+          </w:p>
+        </w:tc>
+      </w:tr>
+      <w:tr>
+        <w:trPr>
+          <w:cantSplit/>
+        </w:trPr>
+        <w:tc>
+          <w:tcPr>
+            <w:tcW w:type="pct" w:w="10%"/>
+            <w:tcBorders>
+              <w:top w:val="single" w:color="DDD0C8" w:sz="1"/>
+              <w:left w:val="single" w:color="DDD0C8" w:sz="1"/>
+              <w:bottom w:val="single" w:color="DDD0C8" w:sz="1"/>
+              <w:right w:val="single" w:color="DDD0C8" w:sz="1"/>
+            </w:tcBorders>
+            <w:shd w:fill="FFFFFF" w:val="clear"/>
+          </w:tcPr>
+          <w:p>
+            <w:pPr>
+              <w:spacing w:after="40" w:before="40" w:line="312"/>
+            </w:pPr>
+            <w:r>
+              <w:rPr>
+                <w:rFonts w:ascii="Times New Roman" w:eastAsia="SimSun"/>
+                <w:color w:val="182030"/>
+                <w:sz w:val="22"/>
+                <w:szCs w:val="22"/>
+              </w:rPr>
+              <w:t xml:space="preserve">CL-006</w:t>
+            </w:r>
+          </w:p>
+        </w:tc>
+        <w:tc>
+          <w:tcPr>
+            <w:tcW w:type="pct" w:w="30%"/>
+            <w:tcBorders>
+              <w:top w:val="single" w:color="DDD0C8" w:sz="1"/>
+              <w:left w:val="single" w:color="DDD0C8" w:sz="1"/>
+              <w:bottom w:val="single" w:color="DDD0C8" w:sz="1"/>
+              <w:right w:val="single" w:color="DDD0C8" w:sz="1"/>
+            </w:tcBorders>
+            <w:shd w:fill="FFFFFF" w:val="clear"/>
+          </w:tcPr>
+          <w:p>
+            <w:pPr>
+              <w:spacing w:after="40" w:before="40" w:line="312"/>
+            </w:pPr>
+            <w:r>
+              <w:rPr>
+                <w:rFonts w:ascii="Times New Roman" w:eastAsia="SimSun"/>
+                <w:color w:val="182030"/>
+                <w:sz w:val="22"/>
+                <w:szCs w:val="22"/>
+              </w:rPr>
+              <w:t xml:space="preserve">Platform must accommodate approximately 55 lending institutions across diverse types: commercial banks, local NBFIs, SACCOs, global social lenders; loan sizes US$10K-US$1.5M with SME concentration</w:t>
+            </w:r>
+            <w:r>
+              <w:rPr>
+                <w:rFonts w:ascii="Times New Roman" w:eastAsia="SimSun"/>
+                <w:b/>
+                <w:bCs/>
+                <w:color w:val="D4875A"/>
+                <w:sz w:val="22"/>
+                <w:szCs w:val="22"/>
+              </w:rPr>
+              <w:t xml:space="preserve"> [NEW]</w:t>
+            </w:r>
+          </w:p>
+        </w:tc>
+        <w:tc>
+          <w:tcPr>
+            <w:tcW w:type="pct" w:w="15%"/>
+            <w:tcBorders>
+              <w:top w:val="single" w:color="DDD0C8" w:sz="1"/>
+              <w:left w:val="single" w:color="DDD0C8" w:sz="1"/>
+              <w:bottom w:val="single" w:color="DDD0C8" w:sz="1"/>
+              <w:right w:val="single" w:color="DDD0C8" w:sz="1"/>
+            </w:tcBorders>
+            <w:shd w:fill="FFFFFF" w:val="clear"/>
+          </w:tcPr>
+          <w:p>
+            <w:pPr>
+              <w:spacing w:after="40" w:before="40" w:line="312"/>
+            </w:pPr>
+            <w:r>
+              <w:rPr>
+                <w:rFonts w:ascii="Times New Roman" w:eastAsia="SimSun"/>
+                <w:color w:val="182030"/>
+                <w:sz w:val="22"/>
+                <w:szCs w:val="22"/>
+              </w:rPr>
+              <w:t xml:space="preserve">Consortium Clarification 10</w:t>
+            </w:r>
+          </w:p>
+        </w:tc>
+        <w:tc>
+          <w:tcPr>
+            <w:tcW w:type="pct" w:w="15%"/>
+            <w:tcBorders>
+              <w:top w:val="single" w:color="DDD0C8" w:sz="1"/>
+              <w:left w:val="single" w:color="DDD0C8" w:sz="1"/>
+              <w:bottom w:val="single" w:color="DDD0C8" w:sz="1"/>
+              <w:right w:val="single" w:color="DDD0C8" w:sz="1"/>
+            </w:tcBorders>
+            <w:shd w:fill="FFFFFF" w:val="clear"/>
+          </w:tcPr>
+          <w:p>
+            <w:pPr>
+              <w:spacing w:after="40" w:before="40" w:line="312"/>
+            </w:pPr>
+            <w:r>
+              <w:rPr>
+                <w:rFonts w:ascii="Times New Roman" w:eastAsia="SimSun"/>
+                <w:color w:val="182030"/>
+                <w:sz w:val="22"/>
+                <w:szCs w:val="22"/>
+              </w:rPr>
+              <w:t xml:space="preserve">Must Have</w:t>
+            </w:r>
+          </w:p>
+        </w:tc>
+        <w:tc>
+          <w:tcPr>
+            <w:tcW w:type="pct" w:w="15%"/>
+            <w:tcBorders>
+              <w:top w:val="single" w:color="DDD0C8" w:sz="1"/>
+              <w:left w:val="single" w:color="DDD0C8" w:sz="1"/>
+              <w:bottom w:val="single" w:color="DDD0C8" w:sz="1"/>
+              <w:right w:val="single" w:color="DDD0C8" w:sz="1"/>
+            </w:tcBorders>
+            <w:shd w:fill="FFFFFF" w:val="clear"/>
+          </w:tcPr>
+          <w:p>
+            <w:pPr>
+              <w:spacing w:after="40" w:before="40" w:line="312"/>
+            </w:pPr>
+            <w:r>
+              <w:rPr>
+                <w:rFonts w:ascii="Times New Roman" w:eastAsia="SimSun"/>
+                <w:color w:val="182030"/>
+                <w:sz w:val="22"/>
+                <w:szCs w:val="22"/>
+              </w:rPr>
+              <w:t xml:space="preserve">Sprint 2 design</w:t>
+            </w:r>
+          </w:p>
+        </w:tc>
+        <w:tc>
+          <w:tcPr>
+            <w:tcW w:type="pct" w:w="15%"/>
+            <w:tcBorders>
+              <w:top w:val="single" w:color="DDD0C8" w:sz="1"/>
+              <w:left w:val="single" w:color="DDD0C8" w:sz="1"/>
+              <w:bottom w:val="single" w:color="DDD0C8" w:sz="1"/>
+              <w:right w:val="single" w:color="DDD0C8" w:sz="1"/>
+            </w:tcBorders>
+            <w:shd w:fill="FFFFFF" w:val="clear"/>
+          </w:tcPr>
+          <w:p>
+            <w:pPr>
+              <w:spacing w:after="40" w:before="40" w:line="312"/>
+            </w:pPr>
+            <w:r>
+              <w:rPr>
+                <w:rFonts w:ascii="Times New Roman" w:eastAsia="SimSun"/>
+                <w:color w:val="182030"/>
+                <w:sz w:val="22"/>
+                <w:szCs w:val="22"/>
+              </w:rPr>
+              <w:t xml:space="preserve">Not Started</w:t>
+            </w:r>
+          </w:p>
+        </w:tc>
+      </w:tr>
+      <w:tr>
+        <w:trPr>
+          <w:cantSplit/>
+        </w:trPr>
+        <w:tc>
+          <w:tcPr>
+            <w:tcW w:type="pct" w:w="10%"/>
+            <w:tcBorders>
+              <w:top w:val="single" w:color="DDD0C8" w:sz="1"/>
+              <w:left w:val="single" w:color="DDD0C8" w:sz="1"/>
+              <w:bottom w:val="single" w:color="DDD0C8" w:sz="1"/>
+              <w:right w:val="single" w:color="DDD0C8" w:sz="1"/>
+            </w:tcBorders>
+            <w:shd w:fill="FFFFFF" w:val="clear"/>
+          </w:tcPr>
+          <w:p>
+            <w:pPr>
+              <w:spacing w:after="40" w:before="40" w:line="312"/>
+            </w:pPr>
+            <w:r>
+              <w:rPr>
+                <w:rFonts w:ascii="Times New Roman" w:eastAsia="SimSun"/>
+                <w:color w:val="182030"/>
+                <w:sz w:val="22"/>
+                <w:szCs w:val="22"/>
+              </w:rPr>
+              <w:t xml:space="preserve">CL-007</w:t>
+            </w:r>
+          </w:p>
+        </w:tc>
+        <w:tc>
+          <w:tcPr>
+            <w:tcW w:type="pct" w:w="30%"/>
+            <w:tcBorders>
+              <w:top w:val="single" w:color="DDD0C8" w:sz="1"/>
+              <w:left w:val="single" w:color="DDD0C8" w:sz="1"/>
+              <w:bottom w:val="single" w:color="DDD0C8" w:sz="1"/>
+              <w:right w:val="single" w:color="DDD0C8" w:sz="1"/>
+            </w:tcBorders>
+            <w:shd w:fill="FFFFFF" w:val="clear"/>
+          </w:tcPr>
+          <w:p>
+            <w:pPr>
+              <w:spacing w:after="40" w:before="40" w:line="312"/>
+            </w:pPr>
+            <w:r>
+              <w:rPr>
+                <w:rFonts w:ascii="Times New Roman" w:eastAsia="SimSun"/>
+                <w:color w:val="182030"/>
+                <w:sz w:val="22"/>
+                <w:szCs w:val="22"/>
+              </w:rPr>
+              <w:t xml:space="preserve">Country teams operate primarily in intermittent/variable mobile connectivity rather than prolonged offline; platform must support resilient low-bandwidth usage and offline capture where appropriate during field engagement</w:t>
+            </w:r>
+            <w:r>
+              <w:rPr>
+                <w:rFonts w:ascii="Times New Roman" w:eastAsia="SimSun"/>
+                <w:b/>
+                <w:bCs/>
+                <w:color w:val="D4875A"/>
+                <w:sz w:val="22"/>
+                <w:szCs w:val="22"/>
+              </w:rPr>
+              <w:t xml:space="preserve"> [NEW]</w:t>
+            </w:r>
+          </w:p>
+        </w:tc>
+        <w:tc>
+          <w:tcPr>
+            <w:tcW w:type="pct" w:w="15%"/>
+            <w:tcBorders>
+              <w:top w:val="single" w:color="DDD0C8" w:sz="1"/>
+              <w:left w:val="single" w:color="DDD0C8" w:sz="1"/>
+              <w:bottom w:val="single" w:color="DDD0C8" w:sz="1"/>
+              <w:right w:val="single" w:color="DDD0C8" w:sz="1"/>
+            </w:tcBorders>
+            <w:shd w:fill="FFFFFF" w:val="clear"/>
+          </w:tcPr>
+          <w:p>
+            <w:pPr>
+              <w:spacing w:after="40" w:before="40" w:line="312"/>
+            </w:pPr>
+            <w:r>
+              <w:rPr>
+                <w:rFonts w:ascii="Times New Roman" w:eastAsia="SimSun"/>
+                <w:color w:val="182030"/>
+                <w:sz w:val="22"/>
+                <w:szCs w:val="22"/>
+              </w:rPr>
+              <w:t xml:space="preserve">Consortium Clarification 3</w:t>
+            </w:r>
+          </w:p>
+        </w:tc>
+        <w:tc>
+          <w:tcPr>
+            <w:tcW w:type="pct" w:w="15%"/>
+            <w:tcBorders>
+              <w:top w:val="single" w:color="DDD0C8" w:sz="1"/>
+              <w:left w:val="single" w:color="DDD0C8" w:sz="1"/>
+              <w:bottom w:val="single" w:color="DDD0C8" w:sz="1"/>
+              <w:right w:val="single" w:color="DDD0C8" w:sz="1"/>
+            </w:tcBorders>
+            <w:shd w:fill="FFFFFF" w:val="clear"/>
+          </w:tcPr>
+          <w:p>
+            <w:pPr>
+              <w:spacing w:after="40" w:before="40" w:line="312"/>
+            </w:pPr>
+            <w:r>
+              <w:rPr>
+                <w:rFonts w:ascii="Times New Roman" w:eastAsia="SimSun"/>
+                <w:color w:val="182030"/>
+                <w:sz w:val="22"/>
+                <w:szCs w:val="22"/>
+              </w:rPr>
+              <w:t xml:space="preserve">Must Have</w:t>
+            </w:r>
+          </w:p>
+        </w:tc>
+        <w:tc>
+          <w:tcPr>
+            <w:tcW w:type="pct" w:w="15%"/>
+            <w:tcBorders>
+              <w:top w:val="single" w:color="DDD0C8" w:sz="1"/>
+              <w:left w:val="single" w:color="DDD0C8" w:sz="1"/>
+              <w:bottom w:val="single" w:color="DDD0C8" w:sz="1"/>
+              <w:right w:val="single" w:color="DDD0C8" w:sz="1"/>
+            </w:tcBorders>
+            <w:shd w:fill="FFFFFF" w:val="clear"/>
+          </w:tcPr>
+          <w:p>
+            <w:pPr>
+              <w:spacing w:after="40" w:before="40" w:line="312"/>
+            </w:pPr>
+            <w:r>
+              <w:rPr>
+                <w:rFonts w:ascii="Times New Roman" w:eastAsia="SimSun"/>
+                <w:color w:val="182030"/>
+                <w:sz w:val="22"/>
+                <w:szCs w:val="22"/>
+              </w:rPr>
+              <w:t xml:space="preserve">Sprint 3-4</w:t>
+            </w:r>
+          </w:p>
+        </w:tc>
+        <w:tc>
+          <w:tcPr>
+            <w:tcW w:type="pct" w:w="15%"/>
+            <w:tcBorders>
+              <w:top w:val="single" w:color="DDD0C8" w:sz="1"/>
+              <w:left w:val="single" w:color="DDD0C8" w:sz="1"/>
+              <w:bottom w:val="single" w:color="DDD0C8" w:sz="1"/>
+              <w:right w:val="single" w:color="DDD0C8" w:sz="1"/>
+            </w:tcBorders>
+            <w:shd w:fill="FFFFFF" w:val="clear"/>
+          </w:tcPr>
+          <w:p>
+            <w:pPr>
+              <w:spacing w:after="40" w:before="40" w:line="312"/>
+            </w:pPr>
+            <w:r>
+              <w:rPr>
+                <w:rFonts w:ascii="Times New Roman" w:eastAsia="SimSun"/>
+                <w:color w:val="182030"/>
+                <w:sz w:val="22"/>
+                <w:szCs w:val="22"/>
+              </w:rPr>
+              <w:t xml:space="preserve">Not Started</w:t>
+            </w:r>
+          </w:p>
+        </w:tc>
+      </w:tr>
+      <w:tr>
+        <w:trPr>
+          <w:cantSplit/>
+        </w:trPr>
+        <w:tc>
+          <w:tcPr>
+            <w:tcW w:type="pct" w:w="10%"/>
+            <w:tcBorders>
+              <w:top w:val="single" w:color="DDD0C8" w:sz="1"/>
+              <w:left w:val="single" w:color="DDD0C8" w:sz="1"/>
+              <w:bottom w:val="single" w:color="DDD0C8" w:sz="1"/>
+              <w:right w:val="single" w:color="DDD0C8" w:sz="1"/>
+            </w:tcBorders>
+            <w:shd w:fill="FFFFFF" w:val="clear"/>
+          </w:tcPr>
+          <w:p>
+            <w:pPr>
+              <w:spacing w:after="40" w:before="40" w:line="312"/>
+            </w:pPr>
+            <w:r>
+              <w:rPr>
+                <w:rFonts w:ascii="Times New Roman" w:eastAsia="SimSun"/>
+                <w:color w:val="182030"/>
+                <w:sz w:val="22"/>
+                <w:szCs w:val="22"/>
+              </w:rPr>
+              <w:t xml:space="preserve">CL-008</w:t>
+            </w:r>
+          </w:p>
+        </w:tc>
+        <w:tc>
+          <w:tcPr>
+            <w:tcW w:type="pct" w:w="30%"/>
+            <w:tcBorders>
+              <w:top w:val="single" w:color="DDD0C8" w:sz="1"/>
+              <w:left w:val="single" w:color="DDD0C8" w:sz="1"/>
+              <w:bottom w:val="single" w:color="DDD0C8" w:sz="1"/>
+              <w:right w:val="single" w:color="DDD0C8" w:sz="1"/>
+            </w:tcBorders>
+            <w:shd w:fill="FFFFFF" w:val="clear"/>
+          </w:tcPr>
+          <w:p>
+            <w:pPr>
+              <w:spacing w:after="40" w:before="40" w:line="312"/>
+            </w:pPr>
+            <w:r>
+              <w:rPr>
+                <w:rFonts w:ascii="Times New Roman" w:eastAsia="SimSun"/>
+                <w:color w:val="182030"/>
+                <w:sz w:val="22"/>
+                <w:szCs w:val="22"/>
+              </w:rPr>
+              <w:t xml:space="preserve">Claude for Nonprofits programme with access to Claude Team/Enterprise; production LLM processing in approved enterprise environments; licensing costs separate from implementation budget</w:t>
+            </w:r>
+            <w:r>
+              <w:rPr>
+                <w:rFonts w:ascii="Times New Roman" w:eastAsia="SimSun"/>
+                <w:b/>
+                <w:bCs/>
+                <w:color w:val="D4875A"/>
+                <w:sz w:val="22"/>
+                <w:szCs w:val="22"/>
+              </w:rPr>
+              <w:t xml:space="preserve"> [NEW]</w:t>
+            </w:r>
+          </w:p>
+        </w:tc>
+        <w:tc>
+          <w:tcPr>
+            <w:tcW w:type="pct" w:w="15%"/>
+            <w:tcBorders>
+              <w:top w:val="single" w:color="DDD0C8" w:sz="1"/>
+              <w:left w:val="single" w:color="DDD0C8" w:sz="1"/>
+              <w:bottom w:val="single" w:color="DDD0C8" w:sz="1"/>
+              <w:right w:val="single" w:color="DDD0C8" w:sz="1"/>
+            </w:tcBorders>
+            <w:shd w:fill="FFFFFF" w:val="clear"/>
+          </w:tcPr>
+          <w:p>
+            <w:pPr>
+              <w:spacing w:after="40" w:before="40" w:line="312"/>
+            </w:pPr>
+            <w:r>
+              <w:rPr>
+                <w:rFonts w:ascii="Times New Roman" w:eastAsia="SimSun"/>
+                <w:color w:val="182030"/>
+                <w:sz w:val="22"/>
+                <w:szCs w:val="22"/>
+              </w:rPr>
+              <w:t xml:space="preserve">Consortium Clarification 7</w:t>
+            </w:r>
+          </w:p>
+        </w:tc>
+        <w:tc>
+          <w:tcPr>
+            <w:tcW w:type="pct" w:w="15%"/>
+            <w:tcBorders>
+              <w:top w:val="single" w:color="DDD0C8" w:sz="1"/>
+              <w:left w:val="single" w:color="DDD0C8" w:sz="1"/>
+              <w:bottom w:val="single" w:color="DDD0C8" w:sz="1"/>
+              <w:right w:val="single" w:color="DDD0C8" w:sz="1"/>
+            </w:tcBorders>
+            <w:shd w:fill="FFFFFF" w:val="clear"/>
+          </w:tcPr>
+          <w:p>
+            <w:pPr>
+              <w:spacing w:after="40" w:before="40" w:line="312"/>
+            </w:pPr>
+            <w:r>
+              <w:rPr>
+                <w:rFonts w:ascii="Times New Roman" w:eastAsia="SimSun"/>
+                <w:color w:val="182030"/>
+                <w:sz w:val="22"/>
+                <w:szCs w:val="22"/>
+              </w:rPr>
+              <w:t xml:space="preserve">Must Have</w:t>
+            </w:r>
+          </w:p>
+        </w:tc>
+        <w:tc>
+          <w:tcPr>
+            <w:tcW w:type="pct" w:w="15%"/>
+            <w:tcBorders>
+              <w:top w:val="single" w:color="DDD0C8" w:sz="1"/>
+              <w:left w:val="single" w:color="DDD0C8" w:sz="1"/>
+              <w:bottom w:val="single" w:color="DDD0C8" w:sz="1"/>
+              <w:right w:val="single" w:color="DDD0C8" w:sz="1"/>
+            </w:tcBorders>
+            <w:shd w:fill="FFFFFF" w:val="clear"/>
+          </w:tcPr>
+          <w:p>
+            <w:pPr>
+              <w:spacing w:after="40" w:before="40" w:line="312"/>
+            </w:pPr>
+            <w:r>
+              <w:rPr>
+                <w:rFonts w:ascii="Times New Roman" w:eastAsia="SimSun"/>
+                <w:color w:val="182030"/>
+                <w:sz w:val="22"/>
+                <w:szCs w:val="22"/>
+              </w:rPr>
+              <w:t xml:space="preserve">Sprint 0 governance</w:t>
+            </w:r>
+          </w:p>
+        </w:tc>
+        <w:tc>
+          <w:tcPr>
+            <w:tcW w:type="pct" w:w="15%"/>
+            <w:tcBorders>
+              <w:top w:val="single" w:color="DDD0C8" w:sz="1"/>
+              <w:left w:val="single" w:color="DDD0C8" w:sz="1"/>
+              <w:bottom w:val="single" w:color="DDD0C8" w:sz="1"/>
+              <w:right w:val="single" w:color="DDD0C8" w:sz="1"/>
+            </w:tcBorders>
+            <w:shd w:fill="FFFFFF" w:val="clear"/>
+          </w:tcPr>
+          <w:p>
+            <w:pPr>
+              <w:spacing w:after="40" w:before="40" w:line="312"/>
+            </w:pPr>
+            <w:r>
+              <w:rPr>
+                <w:rFonts w:ascii="Times New Roman" w:eastAsia="SimSun"/>
+                <w:color w:val="182030"/>
+                <w:sz w:val="22"/>
+                <w:szCs w:val="22"/>
+              </w:rPr>
+              <w:t xml:space="preserve">Not Started</w:t>
+            </w:r>
+          </w:p>
+        </w:tc>
+      </w:tr>
+      <w:tr>
+        <w:trPr>
+          <w:cantSplit/>
+        </w:trPr>
+        <w:tc>
+          <w:tcPr>
+            <w:tcW w:type="pct" w:w="10%"/>
+            <w:tcBorders>
+              <w:top w:val="single" w:color="DDD0C8" w:sz="1"/>
+              <w:left w:val="single" w:color="DDD0C8" w:sz="1"/>
+              <w:bottom w:val="single" w:color="DDD0C8" w:sz="1"/>
+              <w:right w:val="single" w:color="DDD0C8" w:sz="1"/>
+            </w:tcBorders>
+            <w:shd w:fill="FFFFFF" w:val="clear"/>
+          </w:tcPr>
+          <w:p>
+            <w:pPr>
+              <w:spacing w:after="40" w:before="40" w:line="312"/>
+            </w:pPr>
+            <w:r>
+              <w:rPr>
+                <w:rFonts w:ascii="Times New Roman" w:eastAsia="SimSun"/>
+                <w:color w:val="182030"/>
+                <w:sz w:val="22"/>
+                <w:szCs w:val="22"/>
+              </w:rPr>
+              <w:t xml:space="preserve">CL-009</w:t>
+            </w:r>
+          </w:p>
+        </w:tc>
+        <w:tc>
+          <w:tcPr>
+            <w:tcW w:type="pct" w:w="30%"/>
+            <w:tcBorders>
+              <w:top w:val="single" w:color="DDD0C8" w:sz="1"/>
+              <w:left w:val="single" w:color="DDD0C8" w:sz="1"/>
+              <w:bottom w:val="single" w:color="DDD0C8" w:sz="1"/>
+              <w:right w:val="single" w:color="DDD0C8" w:sz="1"/>
+            </w:tcBorders>
+            <w:shd w:fill="FFFFFF" w:val="clear"/>
+          </w:tcPr>
+          <w:p>
+            <w:pPr>
+              <w:spacing w:after="40" w:before="40" w:line="312"/>
+            </w:pPr>
+            <w:r>
+              <w:rPr>
+                <w:rFonts w:ascii="Times New Roman" w:eastAsia="SimSun"/>
+                <w:color w:val="182030"/>
+                <w:sz w:val="22"/>
+                <w:szCs w:val="22"/>
+              </w:rPr>
+              <w:t xml:space="preserve">Current LAT is lightweight Google Sheets tool containing activation methodology, scoring framework, assessment questions across six activation areas, and country-level assessments linked to Salesforce reporting; detailed field structures shared under NDA</w:t>
+            </w:r>
+            <w:r>
+              <w:rPr>
+                <w:rFonts w:ascii="Times New Roman" w:eastAsia="SimSun"/>
+                <w:b/>
+                <w:bCs/>
+                <w:color w:val="D4875A"/>
+                <w:sz w:val="22"/>
+                <w:szCs w:val="22"/>
+              </w:rPr>
+              <w:t xml:space="preserve"> [NEW]</w:t>
+            </w:r>
+          </w:p>
+        </w:tc>
+        <w:tc>
+          <w:tcPr>
+            <w:tcW w:type="pct" w:w="15%"/>
+            <w:tcBorders>
+              <w:top w:val="single" w:color="DDD0C8" w:sz="1"/>
+              <w:left w:val="single" w:color="DDD0C8" w:sz="1"/>
+              <w:bottom w:val="single" w:color="DDD0C8" w:sz="1"/>
+              <w:right w:val="single" w:color="DDD0C8" w:sz="1"/>
+            </w:tcBorders>
+            <w:shd w:fill="FFFFFF" w:val="clear"/>
+          </w:tcPr>
+          <w:p>
+            <w:pPr>
+              <w:spacing w:after="40" w:before="40" w:line="312"/>
+            </w:pPr>
+            <w:r>
+              <w:rPr>
+                <w:rFonts w:ascii="Times New Roman" w:eastAsia="SimSun"/>
+                <w:color w:val="182030"/>
+                <w:sz w:val="22"/>
+                <w:szCs w:val="22"/>
+              </w:rPr>
+              <w:t xml:space="preserve">Consortium Clarification 1</w:t>
+            </w:r>
+          </w:p>
+        </w:tc>
+        <w:tc>
+          <w:tcPr>
+            <w:tcW w:type="pct" w:w="15%"/>
+            <w:tcBorders>
+              <w:top w:val="single" w:color="DDD0C8" w:sz="1"/>
+              <w:left w:val="single" w:color="DDD0C8" w:sz="1"/>
+              <w:bottom w:val="single" w:color="DDD0C8" w:sz="1"/>
+              <w:right w:val="single" w:color="DDD0C8" w:sz="1"/>
+            </w:tcBorders>
+            <w:shd w:fill="FFFFFF" w:val="clear"/>
+          </w:tcPr>
+          <w:p>
+            <w:pPr>
+              <w:spacing w:after="40" w:before="40" w:line="312"/>
+            </w:pPr>
+            <w:r>
+              <w:rPr>
+                <w:rFonts w:ascii="Times New Roman" w:eastAsia="SimSun"/>
+                <w:color w:val="182030"/>
+                <w:sz w:val="22"/>
+                <w:szCs w:val="22"/>
+              </w:rPr>
+              <w:t xml:space="preserve">Must Have</w:t>
+            </w:r>
+          </w:p>
+        </w:tc>
+        <w:tc>
+          <w:tcPr>
+            <w:tcW w:type="pct" w:w="15%"/>
+            <w:tcBorders>
+              <w:top w:val="single" w:color="DDD0C8" w:sz="1"/>
+              <w:left w:val="single" w:color="DDD0C8" w:sz="1"/>
+              <w:bottom w:val="single" w:color="DDD0C8" w:sz="1"/>
+              <w:right w:val="single" w:color="DDD0C8" w:sz="1"/>
+            </w:tcBorders>
+            <w:shd w:fill="FFFFFF" w:val="clear"/>
+          </w:tcPr>
+          <w:p>
+            <w:pPr>
+              <w:spacing w:after="40" w:before="40" w:line="312"/>
+            </w:pPr>
+            <w:r>
+              <w:rPr>
+                <w:rFonts w:ascii="Times New Roman" w:eastAsia="SimSun"/>
+                <w:color w:val="182030"/>
+                <w:sz w:val="22"/>
+                <w:szCs w:val="22"/>
+              </w:rPr>
+              <w:t xml:space="preserve">Sprint 1 discovery</w:t>
+            </w:r>
+          </w:p>
+        </w:tc>
+        <w:tc>
+          <w:tcPr>
+            <w:tcW w:type="pct" w:w="15%"/>
+            <w:tcBorders>
+              <w:top w:val="single" w:color="DDD0C8" w:sz="1"/>
+              <w:left w:val="single" w:color="DDD0C8" w:sz="1"/>
+              <w:bottom w:val="single" w:color="DDD0C8" w:sz="1"/>
+              <w:right w:val="single" w:color="DDD0C8" w:sz="1"/>
+            </w:tcBorders>
+            <w:shd w:fill="FFFFFF" w:val="clear"/>
+          </w:tcPr>
+          <w:p>
+            <w:pPr>
+              <w:spacing w:after="40" w:before="40" w:line="312"/>
+            </w:pPr>
+            <w:r>
+              <w:rPr>
+                <w:rFonts w:ascii="Times New Roman" w:eastAsia="SimSun"/>
+                <w:color w:val="182030"/>
+                <w:sz w:val="22"/>
+                <w:szCs w:val="22"/>
+              </w:rPr>
+              <w:t xml:space="preserve">Not Started</w:t>
+            </w:r>
+          </w:p>
+        </w:tc>
+      </w:tr>
+      <w:tr>
+        <w:trPr>
+          <w:cantSplit/>
+        </w:trPr>
+        <w:tc>
+          <w:tcPr>
+            <w:tcW w:type="pct" w:w="10%"/>
+            <w:tcBorders>
+              <w:top w:val="single" w:color="DDD0C8" w:sz="1"/>
+              <w:left w:val="single" w:color="DDD0C8" w:sz="1"/>
+              <w:bottom w:val="single" w:color="DDD0C8" w:sz="1"/>
+              <w:right w:val="single" w:color="DDD0C8" w:sz="1"/>
+            </w:tcBorders>
+            <w:shd w:fill="FFFFFF" w:val="clear"/>
+          </w:tcPr>
+          <w:p>
+            <w:pPr>
+              <w:spacing w:after="40" w:before="40" w:line="312"/>
+            </w:pPr>
+            <w:r>
+              <w:rPr>
+                <w:rFonts w:ascii="Times New Roman" w:eastAsia="SimSun"/>
+                <w:color w:val="182030"/>
+                <w:sz w:val="22"/>
+                <w:szCs w:val="22"/>
+              </w:rPr>
+              <w:t xml:space="preserve">CL-010</w:t>
+            </w:r>
+          </w:p>
+        </w:tc>
+        <w:tc>
+          <w:tcPr>
+            <w:tcW w:type="pct" w:w="30%"/>
+            <w:tcBorders>
+              <w:top w:val="single" w:color="DDD0C8" w:sz="1"/>
+              <w:left w:val="single" w:color="DDD0C8" w:sz="1"/>
+              <w:bottom w:val="single" w:color="DDD0C8" w:sz="1"/>
+              <w:right w:val="single" w:color="DDD0C8" w:sz="1"/>
+            </w:tcBorders>
+            <w:shd w:fill="FFFFFF" w:val="clear"/>
+          </w:tcPr>
+          <w:p>
+            <w:pPr>
+              <w:spacing w:after="40" w:before="40" w:line="312"/>
+            </w:pPr>
+            <w:r>
+              <w:rPr>
+                <w:rFonts w:ascii="Times New Roman" w:eastAsia="SimSun"/>
+                <w:color w:val="182030"/>
+                <w:sz w:val="22"/>
+                <w:szCs w:val="22"/>
+              </w:rPr>
+              <w:t xml:space="preserve">Core stakeholder interviews include Product Design, Product Operations, Country Leads, MEL, and Executive Office; external interviews optional but encouraged</w:t>
+            </w:r>
+            <w:r>
+              <w:rPr>
+                <w:rFonts w:ascii="Times New Roman" w:eastAsia="SimSun"/>
+                <w:b/>
+                <w:bCs/>
+                <w:color w:val="D4875A"/>
+                <w:sz w:val="22"/>
+                <w:szCs w:val="22"/>
+              </w:rPr>
+              <w:t xml:space="preserve"> [NEW]</w:t>
+            </w:r>
+          </w:p>
+        </w:tc>
+        <w:tc>
+          <w:tcPr>
+            <w:tcW w:type="pct" w:w="15%"/>
+            <w:tcBorders>
+              <w:top w:val="single" w:color="DDD0C8" w:sz="1"/>
+              <w:left w:val="single" w:color="DDD0C8" w:sz="1"/>
+              <w:bottom w:val="single" w:color="DDD0C8" w:sz="1"/>
+              <w:right w:val="single" w:color="DDD0C8" w:sz="1"/>
+            </w:tcBorders>
+            <w:shd w:fill="FFFFFF" w:val="clear"/>
+          </w:tcPr>
+          <w:p>
+            <w:pPr>
+              <w:spacing w:after="40" w:before="40" w:line="312"/>
+            </w:pPr>
+            <w:r>
+              <w:rPr>
+                <w:rFonts w:ascii="Times New Roman" w:eastAsia="SimSun"/>
+                <w:color w:val="182030"/>
+                <w:sz w:val="22"/>
+                <w:szCs w:val="22"/>
+              </w:rPr>
+              <w:t xml:space="preserve">Consortium Clarification 9</w:t>
+            </w:r>
+          </w:p>
+        </w:tc>
+        <w:tc>
+          <w:tcPr>
+            <w:tcW w:type="pct" w:w="15%"/>
+            <w:tcBorders>
+              <w:top w:val="single" w:color="DDD0C8" w:sz="1"/>
+              <w:left w:val="single" w:color="DDD0C8" w:sz="1"/>
+              <w:bottom w:val="single" w:color="DDD0C8" w:sz="1"/>
+              <w:right w:val="single" w:color="DDD0C8" w:sz="1"/>
+            </w:tcBorders>
+            <w:shd w:fill="FFFFFF" w:val="clear"/>
+          </w:tcPr>
+          <w:p>
+            <w:pPr>
+              <w:spacing w:after="40" w:before="40" w:line="312"/>
+            </w:pPr>
+            <w:r>
+              <w:rPr>
+                <w:rFonts w:ascii="Times New Roman" w:eastAsia="SimSun"/>
+                <w:color w:val="182030"/>
+                <w:sz w:val="22"/>
+                <w:szCs w:val="22"/>
+              </w:rPr>
+              <w:t xml:space="preserve">Must Have</w:t>
+            </w:r>
+          </w:p>
+        </w:tc>
+        <w:tc>
+          <w:tcPr>
+            <w:tcW w:type="pct" w:w="15%"/>
+            <w:tcBorders>
+              <w:top w:val="single" w:color="DDD0C8" w:sz="1"/>
+              <w:left w:val="single" w:color="DDD0C8" w:sz="1"/>
+              <w:bottom w:val="single" w:color="DDD0C8" w:sz="1"/>
+              <w:right w:val="single" w:color="DDD0C8" w:sz="1"/>
+            </w:tcBorders>
+            <w:shd w:fill="FFFFFF" w:val="clear"/>
+          </w:tcPr>
+          <w:p>
+            <w:pPr>
+              <w:spacing w:after="40" w:before="40" w:line="312"/>
+            </w:pPr>
+            <w:r>
+              <w:rPr>
+                <w:rFonts w:ascii="Times New Roman" w:eastAsia="SimSun"/>
+                <w:color w:val="182030"/>
+                <w:sz w:val="22"/>
+                <w:szCs w:val="22"/>
+              </w:rPr>
+              <w:t xml:space="preserve">Sprint 1</w:t>
             </w:r>
           </w:p>
         </w:tc>
@@ -2794,7 +4567,7 @@
           <w:sz w:val="24"/>
           <w:szCs w:val="24"/>
         </w:rPr>
-        <w:t xml:space="preserve">These are placeholder entries that will be expanded in Sprint 1:</w:t>
+        <w:t xml:space="preserve">These business requirements will be expanded and refined during Sprint 1 discovery. New requirements derived from consortium clarifications are included:</w:t>
       </w:r>
     </w:p>
     <w:tbl>
@@ -3364,7 +5137,7 @@
                 <w:sz w:val="22"/>
                 <w:szCs w:val="22"/>
               </w:rPr>
-              <w:t xml:space="preserve">Define data domains (lender profile, activation status, narrative notes, extracted updates, review decisions, sync state)</w:t>
+              <w:t xml:space="preserve">Define data domains: lender profile, activation status, narrative notes, extracted updates, review decisions, sync state</w:t>
             </w:r>
           </w:p>
         </w:tc>
@@ -3765,6 +5538,694 @@
                 <w:szCs w:val="22"/>
               </w:rPr>
               <w:t xml:space="preserve">Sprint 1</w:t>
+            </w:r>
+          </w:p>
+        </w:tc>
+        <w:tc>
+          <w:tcPr>
+            <w:tcW w:type="pct" w:w="15%"/>
+            <w:tcBorders>
+              <w:top w:val="single" w:color="DDD0C8" w:sz="1"/>
+              <w:left w:val="single" w:color="DDD0C8" w:sz="1"/>
+              <w:bottom w:val="single" w:color="DDD0C8" w:sz="1"/>
+              <w:right w:val="single" w:color="DDD0C8" w:sz="1"/>
+            </w:tcBorders>
+            <w:shd w:fill="FFFFFF" w:val="clear"/>
+          </w:tcPr>
+          <w:p>
+            <w:pPr>
+              <w:spacing w:after="40" w:before="40" w:line="312"/>
+            </w:pPr>
+            <w:r>
+              <w:rPr>
+                <w:rFonts w:ascii="Times New Roman" w:eastAsia="SimSun"/>
+                <w:color w:val="182030"/>
+                <w:sz w:val="22"/>
+                <w:szCs w:val="22"/>
+              </w:rPr>
+              <w:t xml:space="preserve">Not Started</w:t>
+            </w:r>
+          </w:p>
+        </w:tc>
+      </w:tr>
+      <w:tr>
+        <w:trPr>
+          <w:cantSplit/>
+        </w:trPr>
+        <w:tc>
+          <w:tcPr>
+            <w:tcW w:type="pct" w:w="10%"/>
+            <w:tcBorders>
+              <w:top w:val="single" w:color="DDD0C8" w:sz="1"/>
+              <w:left w:val="single" w:color="DDD0C8" w:sz="1"/>
+              <w:bottom w:val="single" w:color="DDD0C8" w:sz="1"/>
+              <w:right w:val="single" w:color="DDD0C8" w:sz="1"/>
+            </w:tcBorders>
+            <w:shd w:fill="FFFFFF" w:val="clear"/>
+          </w:tcPr>
+          <w:p>
+            <w:pPr>
+              <w:spacing w:after="40" w:before="40" w:line="312"/>
+            </w:pPr>
+            <w:r>
+              <w:rPr>
+                <w:rFonts w:ascii="Times New Roman" w:eastAsia="SimSun"/>
+                <w:color w:val="182030"/>
+                <w:sz w:val="22"/>
+                <w:szCs w:val="22"/>
+              </w:rPr>
+              <w:t xml:space="preserve">BR-006</w:t>
+            </w:r>
+          </w:p>
+        </w:tc>
+        <w:tc>
+          <w:tcPr>
+            <w:tcW w:type="pct" w:w="30%"/>
+            <w:tcBorders>
+              <w:top w:val="single" w:color="DDD0C8" w:sz="1"/>
+              <w:left w:val="single" w:color="DDD0C8" w:sz="1"/>
+              <w:bottom w:val="single" w:color="DDD0C8" w:sz="1"/>
+              <w:right w:val="single" w:color="DDD0C8" w:sz="1"/>
+            </w:tcBorders>
+            <w:shd w:fill="FFFFFF" w:val="clear"/>
+          </w:tcPr>
+          <w:p>
+            <w:pPr>
+              <w:spacing w:after="40" w:before="40" w:line="312"/>
+            </w:pPr>
+            <w:r>
+              <w:rPr>
+                <w:rFonts w:ascii="Times New Roman" w:eastAsia="SimSun"/>
+                <w:color w:val="182030"/>
+                <w:sz w:val="22"/>
+                <w:szCs w:val="22"/>
+              </w:rPr>
+              <w:t xml:space="preserve">Establish baseline reconciliation measurement collaboratively with Aceli through workflow observation, stakeholder interviews, and practical measurement approaches</w:t>
+            </w:r>
+            <w:r>
+              <w:rPr>
+                <w:rFonts w:ascii="Times New Roman" w:eastAsia="SimSun"/>
+                <w:b/>
+                <w:bCs/>
+                <w:color w:val="D4875A"/>
+                <w:sz w:val="22"/>
+                <w:szCs w:val="22"/>
+              </w:rPr>
+              <w:t xml:space="preserve"> [NEW]</w:t>
+            </w:r>
+          </w:p>
+        </w:tc>
+        <w:tc>
+          <w:tcPr>
+            <w:tcW w:type="pct" w:w="15%"/>
+            <w:tcBorders>
+              <w:top w:val="single" w:color="DDD0C8" w:sz="1"/>
+              <w:left w:val="single" w:color="DDD0C8" w:sz="1"/>
+              <w:bottom w:val="single" w:color="DDD0C8" w:sz="1"/>
+              <w:right w:val="single" w:color="DDD0C8" w:sz="1"/>
+            </w:tcBorders>
+            <w:shd w:fill="FFFFFF" w:val="clear"/>
+          </w:tcPr>
+          <w:p>
+            <w:pPr>
+              <w:spacing w:after="40" w:before="40" w:line="312"/>
+            </w:pPr>
+            <w:r>
+              <w:rPr>
+                <w:rFonts w:ascii="Times New Roman" w:eastAsia="SimSun"/>
+                <w:color w:val="182030"/>
+                <w:sz w:val="22"/>
+                <w:szCs w:val="22"/>
+              </w:rPr>
+              <w:t xml:space="preserve">Consortium Clarification 8</w:t>
+            </w:r>
+          </w:p>
+        </w:tc>
+        <w:tc>
+          <w:tcPr>
+            <w:tcW w:type="pct" w:w="15%"/>
+            <w:tcBorders>
+              <w:top w:val="single" w:color="DDD0C8" w:sz="1"/>
+              <w:left w:val="single" w:color="DDD0C8" w:sz="1"/>
+              <w:bottom w:val="single" w:color="DDD0C8" w:sz="1"/>
+              <w:right w:val="single" w:color="DDD0C8" w:sz="1"/>
+            </w:tcBorders>
+            <w:shd w:fill="FFFFFF" w:val="clear"/>
+          </w:tcPr>
+          <w:p>
+            <w:pPr>
+              <w:spacing w:after="40" w:before="40" w:line="312"/>
+            </w:pPr>
+            <w:r>
+              <w:rPr>
+                <w:rFonts w:ascii="Times New Roman" w:eastAsia="SimSun"/>
+                <w:color w:val="182030"/>
+                <w:sz w:val="22"/>
+                <w:szCs w:val="22"/>
+              </w:rPr>
+              <w:t xml:space="preserve">Must Have</w:t>
+            </w:r>
+          </w:p>
+        </w:tc>
+        <w:tc>
+          <w:tcPr>
+            <w:tcW w:type="pct" w:w="15%"/>
+            <w:tcBorders>
+              <w:top w:val="single" w:color="DDD0C8" w:sz="1"/>
+              <w:left w:val="single" w:color="DDD0C8" w:sz="1"/>
+              <w:bottom w:val="single" w:color="DDD0C8" w:sz="1"/>
+              <w:right w:val="single" w:color="DDD0C8" w:sz="1"/>
+            </w:tcBorders>
+            <w:shd w:fill="FFFFFF" w:val="clear"/>
+          </w:tcPr>
+          <w:p>
+            <w:pPr>
+              <w:spacing w:after="40" w:before="40" w:line="312"/>
+            </w:pPr>
+            <w:r>
+              <w:rPr>
+                <w:rFonts w:ascii="Times New Roman" w:eastAsia="SimSun"/>
+                <w:color w:val="182030"/>
+                <w:sz w:val="22"/>
+                <w:szCs w:val="22"/>
+              </w:rPr>
+              <w:t xml:space="preserve">Sprint 1</w:t>
+            </w:r>
+          </w:p>
+        </w:tc>
+        <w:tc>
+          <w:tcPr>
+            <w:tcW w:type="pct" w:w="15%"/>
+            <w:tcBorders>
+              <w:top w:val="single" w:color="DDD0C8" w:sz="1"/>
+              <w:left w:val="single" w:color="DDD0C8" w:sz="1"/>
+              <w:bottom w:val="single" w:color="DDD0C8" w:sz="1"/>
+              <w:right w:val="single" w:color="DDD0C8" w:sz="1"/>
+            </w:tcBorders>
+            <w:shd w:fill="FFFFFF" w:val="clear"/>
+          </w:tcPr>
+          <w:p>
+            <w:pPr>
+              <w:spacing w:after="40" w:before="40" w:line="312"/>
+            </w:pPr>
+            <w:r>
+              <w:rPr>
+                <w:rFonts w:ascii="Times New Roman" w:eastAsia="SimSun"/>
+                <w:color w:val="182030"/>
+                <w:sz w:val="22"/>
+                <w:szCs w:val="22"/>
+              </w:rPr>
+              <w:t xml:space="preserve">Not Started</w:t>
+            </w:r>
+          </w:p>
+        </w:tc>
+      </w:tr>
+      <w:tr>
+        <w:trPr>
+          <w:cantSplit/>
+        </w:trPr>
+        <w:tc>
+          <w:tcPr>
+            <w:tcW w:type="pct" w:w="10%"/>
+            <w:tcBorders>
+              <w:top w:val="single" w:color="DDD0C8" w:sz="1"/>
+              <w:left w:val="single" w:color="DDD0C8" w:sz="1"/>
+              <w:bottom w:val="single" w:color="DDD0C8" w:sz="1"/>
+              <w:right w:val="single" w:color="DDD0C8" w:sz="1"/>
+            </w:tcBorders>
+            <w:shd w:fill="FFFFFF" w:val="clear"/>
+          </w:tcPr>
+          <w:p>
+            <w:pPr>
+              <w:spacing w:after="40" w:before="40" w:line="312"/>
+            </w:pPr>
+            <w:r>
+              <w:rPr>
+                <w:rFonts w:ascii="Times New Roman" w:eastAsia="SimSun"/>
+                <w:color w:val="182030"/>
+                <w:sz w:val="22"/>
+                <w:szCs w:val="22"/>
+              </w:rPr>
+              <w:t xml:space="preserve">BR-007</w:t>
+            </w:r>
+          </w:p>
+        </w:tc>
+        <w:tc>
+          <w:tcPr>
+            <w:tcW w:type="pct" w:w="30%"/>
+            <w:tcBorders>
+              <w:top w:val="single" w:color="DDD0C8" w:sz="1"/>
+              <w:left w:val="single" w:color="DDD0C8" w:sz="1"/>
+              <w:bottom w:val="single" w:color="DDD0C8" w:sz="1"/>
+              <w:right w:val="single" w:color="DDD0C8" w:sz="1"/>
+            </w:tcBorders>
+            <w:shd w:fill="FFFFFF" w:val="clear"/>
+          </w:tcPr>
+          <w:p>
+            <w:pPr>
+              <w:spacing w:after="40" w:before="40" w:line="312"/>
+            </w:pPr>
+            <w:r>
+              <w:rPr>
+                <w:rFonts w:ascii="Times New Roman" w:eastAsia="SimSun"/>
+                <w:color w:val="182030"/>
+                <w:sz w:val="22"/>
+                <w:szCs w:val="22"/>
+              </w:rPr>
+              <w:t xml:space="preserve">Define pilot country selection criteria and recommendation considering operational readiness, stakeholder availability, lender concentration, implementation practicality, and delivery risk</w:t>
+            </w:r>
+            <w:r>
+              <w:rPr>
+                <w:rFonts w:ascii="Times New Roman" w:eastAsia="SimSun"/>
+                <w:b/>
+                <w:bCs/>
+                <w:color w:val="D4875A"/>
+                <w:sz w:val="22"/>
+                <w:szCs w:val="22"/>
+              </w:rPr>
+              <w:t xml:space="preserve"> [NEW]</w:t>
+            </w:r>
+          </w:p>
+        </w:tc>
+        <w:tc>
+          <w:tcPr>
+            <w:tcW w:type="pct" w:w="15%"/>
+            <w:tcBorders>
+              <w:top w:val="single" w:color="DDD0C8" w:sz="1"/>
+              <w:left w:val="single" w:color="DDD0C8" w:sz="1"/>
+              <w:bottom w:val="single" w:color="DDD0C8" w:sz="1"/>
+              <w:right w:val="single" w:color="DDD0C8" w:sz="1"/>
+            </w:tcBorders>
+            <w:shd w:fill="FFFFFF" w:val="clear"/>
+          </w:tcPr>
+          <w:p>
+            <w:pPr>
+              <w:spacing w:after="40" w:before="40" w:line="312"/>
+            </w:pPr>
+            <w:r>
+              <w:rPr>
+                <w:rFonts w:ascii="Times New Roman" w:eastAsia="SimSun"/>
+                <w:color w:val="182030"/>
+                <w:sz w:val="22"/>
+                <w:szCs w:val="22"/>
+              </w:rPr>
+              <w:t xml:space="preserve">Consortium Clarification 6</w:t>
+            </w:r>
+          </w:p>
+        </w:tc>
+        <w:tc>
+          <w:tcPr>
+            <w:tcW w:type="pct" w:w="15%"/>
+            <w:tcBorders>
+              <w:top w:val="single" w:color="DDD0C8" w:sz="1"/>
+              <w:left w:val="single" w:color="DDD0C8" w:sz="1"/>
+              <w:bottom w:val="single" w:color="DDD0C8" w:sz="1"/>
+              <w:right w:val="single" w:color="DDD0C8" w:sz="1"/>
+            </w:tcBorders>
+            <w:shd w:fill="FFFFFF" w:val="clear"/>
+          </w:tcPr>
+          <w:p>
+            <w:pPr>
+              <w:spacing w:after="40" w:before="40" w:line="312"/>
+            </w:pPr>
+            <w:r>
+              <w:rPr>
+                <w:rFonts w:ascii="Times New Roman" w:eastAsia="SimSun"/>
+                <w:color w:val="182030"/>
+                <w:sz w:val="22"/>
+                <w:szCs w:val="22"/>
+              </w:rPr>
+              <w:t xml:space="preserve">Must Have</w:t>
+            </w:r>
+          </w:p>
+        </w:tc>
+        <w:tc>
+          <w:tcPr>
+            <w:tcW w:type="pct" w:w="15%"/>
+            <w:tcBorders>
+              <w:top w:val="single" w:color="DDD0C8" w:sz="1"/>
+              <w:left w:val="single" w:color="DDD0C8" w:sz="1"/>
+              <w:bottom w:val="single" w:color="DDD0C8" w:sz="1"/>
+              <w:right w:val="single" w:color="DDD0C8" w:sz="1"/>
+            </w:tcBorders>
+            <w:shd w:fill="FFFFFF" w:val="clear"/>
+          </w:tcPr>
+          <w:p>
+            <w:pPr>
+              <w:spacing w:after="40" w:before="40" w:line="312"/>
+            </w:pPr>
+            <w:r>
+              <w:rPr>
+                <w:rFonts w:ascii="Times New Roman" w:eastAsia="SimSun"/>
+                <w:color w:val="182030"/>
+                <w:sz w:val="22"/>
+                <w:szCs w:val="22"/>
+              </w:rPr>
+              <w:t xml:space="preserve">Sprint 1</w:t>
+            </w:r>
+          </w:p>
+        </w:tc>
+        <w:tc>
+          <w:tcPr>
+            <w:tcW w:type="pct" w:w="15%"/>
+            <w:tcBorders>
+              <w:top w:val="single" w:color="DDD0C8" w:sz="1"/>
+              <w:left w:val="single" w:color="DDD0C8" w:sz="1"/>
+              <w:bottom w:val="single" w:color="DDD0C8" w:sz="1"/>
+              <w:right w:val="single" w:color="DDD0C8" w:sz="1"/>
+            </w:tcBorders>
+            <w:shd w:fill="FFFFFF" w:val="clear"/>
+          </w:tcPr>
+          <w:p>
+            <w:pPr>
+              <w:spacing w:after="40" w:before="40" w:line="312"/>
+            </w:pPr>
+            <w:r>
+              <w:rPr>
+                <w:rFonts w:ascii="Times New Roman" w:eastAsia="SimSun"/>
+                <w:color w:val="182030"/>
+                <w:sz w:val="22"/>
+                <w:szCs w:val="22"/>
+              </w:rPr>
+              <w:t xml:space="preserve">Not Started</w:t>
+            </w:r>
+          </w:p>
+        </w:tc>
+      </w:tr>
+      <w:tr>
+        <w:trPr>
+          <w:cantSplit/>
+        </w:trPr>
+        <w:tc>
+          <w:tcPr>
+            <w:tcW w:type="pct" w:w="10%"/>
+            <w:tcBorders>
+              <w:top w:val="single" w:color="DDD0C8" w:sz="1"/>
+              <w:left w:val="single" w:color="DDD0C8" w:sz="1"/>
+              <w:bottom w:val="single" w:color="DDD0C8" w:sz="1"/>
+              <w:right w:val="single" w:color="DDD0C8" w:sz="1"/>
+            </w:tcBorders>
+            <w:shd w:fill="FFFFFF" w:val="clear"/>
+          </w:tcPr>
+          <w:p>
+            <w:pPr>
+              <w:spacing w:after="40" w:before="40" w:line="312"/>
+            </w:pPr>
+            <w:r>
+              <w:rPr>
+                <w:rFonts w:ascii="Times New Roman" w:eastAsia="SimSun"/>
+                <w:color w:val="182030"/>
+                <w:sz w:val="22"/>
+                <w:szCs w:val="22"/>
+              </w:rPr>
+              <w:t xml:space="preserve">BR-008</w:t>
+            </w:r>
+          </w:p>
+        </w:tc>
+        <w:tc>
+          <w:tcPr>
+            <w:tcW w:type="pct" w:w="30%"/>
+            <w:tcBorders>
+              <w:top w:val="single" w:color="DDD0C8" w:sz="1"/>
+              <w:left w:val="single" w:color="DDD0C8" w:sz="1"/>
+              <w:bottom w:val="single" w:color="DDD0C8" w:sz="1"/>
+              <w:right w:val="single" w:color="DDD0C8" w:sz="1"/>
+            </w:tcBorders>
+            <w:shd w:fill="FFFFFF" w:val="clear"/>
+          </w:tcPr>
+          <w:p>
+            <w:pPr>
+              <w:spacing w:after="40" w:before="40" w:line="312"/>
+            </w:pPr>
+            <w:r>
+              <w:rPr>
+                <w:rFonts w:ascii="Times New Roman" w:eastAsia="SimSun"/>
+                <w:color w:val="182030"/>
+                <w:sz w:val="22"/>
+                <w:szCs w:val="22"/>
+              </w:rPr>
+              <w:t xml:space="preserve">Map existing LAT schema including activation methodology, scoring framework, and six activation area assessment structure under NDA</w:t>
+            </w:r>
+            <w:r>
+              <w:rPr>
+                <w:rFonts w:ascii="Times New Roman" w:eastAsia="SimSun"/>
+                <w:b/>
+                <w:bCs/>
+                <w:color w:val="D4875A"/>
+                <w:sz w:val="22"/>
+                <w:szCs w:val="22"/>
+              </w:rPr>
+              <w:t xml:space="preserve"> [NEW]</w:t>
+            </w:r>
+          </w:p>
+        </w:tc>
+        <w:tc>
+          <w:tcPr>
+            <w:tcW w:type="pct" w:w="15%"/>
+            <w:tcBorders>
+              <w:top w:val="single" w:color="DDD0C8" w:sz="1"/>
+              <w:left w:val="single" w:color="DDD0C8" w:sz="1"/>
+              <w:bottom w:val="single" w:color="DDD0C8" w:sz="1"/>
+              <w:right w:val="single" w:color="DDD0C8" w:sz="1"/>
+            </w:tcBorders>
+            <w:shd w:fill="FFFFFF" w:val="clear"/>
+          </w:tcPr>
+          <w:p>
+            <w:pPr>
+              <w:spacing w:after="40" w:before="40" w:line="312"/>
+            </w:pPr>
+            <w:r>
+              <w:rPr>
+                <w:rFonts w:ascii="Times New Roman" w:eastAsia="SimSun"/>
+                <w:color w:val="182030"/>
+                <w:sz w:val="22"/>
+                <w:szCs w:val="22"/>
+              </w:rPr>
+              <w:t xml:space="preserve">Consortium Clarification 1</w:t>
+            </w:r>
+          </w:p>
+        </w:tc>
+        <w:tc>
+          <w:tcPr>
+            <w:tcW w:type="pct" w:w="15%"/>
+            <w:tcBorders>
+              <w:top w:val="single" w:color="DDD0C8" w:sz="1"/>
+              <w:left w:val="single" w:color="DDD0C8" w:sz="1"/>
+              <w:bottom w:val="single" w:color="DDD0C8" w:sz="1"/>
+              <w:right w:val="single" w:color="DDD0C8" w:sz="1"/>
+            </w:tcBorders>
+            <w:shd w:fill="FFFFFF" w:val="clear"/>
+          </w:tcPr>
+          <w:p>
+            <w:pPr>
+              <w:spacing w:after="40" w:before="40" w:line="312"/>
+            </w:pPr>
+            <w:r>
+              <w:rPr>
+                <w:rFonts w:ascii="Times New Roman" w:eastAsia="SimSun"/>
+                <w:color w:val="182030"/>
+                <w:sz w:val="22"/>
+                <w:szCs w:val="22"/>
+              </w:rPr>
+              <w:t xml:space="preserve">Must Have</w:t>
+            </w:r>
+          </w:p>
+        </w:tc>
+        <w:tc>
+          <w:tcPr>
+            <w:tcW w:type="pct" w:w="15%"/>
+            <w:tcBorders>
+              <w:top w:val="single" w:color="DDD0C8" w:sz="1"/>
+              <w:left w:val="single" w:color="DDD0C8" w:sz="1"/>
+              <w:bottom w:val="single" w:color="DDD0C8" w:sz="1"/>
+              <w:right w:val="single" w:color="DDD0C8" w:sz="1"/>
+            </w:tcBorders>
+            <w:shd w:fill="FFFFFF" w:val="clear"/>
+          </w:tcPr>
+          <w:p>
+            <w:pPr>
+              <w:spacing w:after="40" w:before="40" w:line="312"/>
+            </w:pPr>
+            <w:r>
+              <w:rPr>
+                <w:rFonts w:ascii="Times New Roman" w:eastAsia="SimSun"/>
+                <w:color w:val="182030"/>
+                <w:sz w:val="22"/>
+                <w:szCs w:val="22"/>
+              </w:rPr>
+              <w:t xml:space="preserve">Sprint 1</w:t>
+            </w:r>
+          </w:p>
+        </w:tc>
+        <w:tc>
+          <w:tcPr>
+            <w:tcW w:type="pct" w:w="15%"/>
+            <w:tcBorders>
+              <w:top w:val="single" w:color="DDD0C8" w:sz="1"/>
+              <w:left w:val="single" w:color="DDD0C8" w:sz="1"/>
+              <w:bottom w:val="single" w:color="DDD0C8" w:sz="1"/>
+              <w:right w:val="single" w:color="DDD0C8" w:sz="1"/>
+            </w:tcBorders>
+            <w:shd w:fill="FFFFFF" w:val="clear"/>
+          </w:tcPr>
+          <w:p>
+            <w:pPr>
+              <w:spacing w:after="40" w:before="40" w:line="312"/>
+            </w:pPr>
+            <w:r>
+              <w:rPr>
+                <w:rFonts w:ascii="Times New Roman" w:eastAsia="SimSun"/>
+                <w:color w:val="182030"/>
+                <w:sz w:val="22"/>
+                <w:szCs w:val="22"/>
+              </w:rPr>
+              <w:t xml:space="preserve">Not Started</w:t>
+            </w:r>
+          </w:p>
+        </w:tc>
+      </w:tr>
+      <w:tr>
+        <w:trPr>
+          <w:cantSplit/>
+        </w:trPr>
+        <w:tc>
+          <w:tcPr>
+            <w:tcW w:type="pct" w:w="10%"/>
+            <w:tcBorders>
+              <w:top w:val="single" w:color="DDD0C8" w:sz="1"/>
+              <w:left w:val="single" w:color="DDD0C8" w:sz="1"/>
+              <w:bottom w:val="single" w:color="DDD0C8" w:sz="1"/>
+              <w:right w:val="single" w:color="DDD0C8" w:sz="1"/>
+            </w:tcBorders>
+            <w:shd w:fill="FFFFFF" w:val="clear"/>
+          </w:tcPr>
+          <w:p>
+            <w:pPr>
+              <w:spacing w:after="40" w:before="40" w:line="312"/>
+            </w:pPr>
+            <w:r>
+              <w:rPr>
+                <w:rFonts w:ascii="Times New Roman" w:eastAsia="SimSun"/>
+                <w:color w:val="182030"/>
+                <w:sz w:val="22"/>
+                <w:szCs w:val="22"/>
+              </w:rPr>
+              <w:t xml:space="preserve">BR-009</w:t>
+            </w:r>
+          </w:p>
+        </w:tc>
+        <w:tc>
+          <w:tcPr>
+            <w:tcW w:type="pct" w:w="30%"/>
+            <w:tcBorders>
+              <w:top w:val="single" w:color="DDD0C8" w:sz="1"/>
+              <w:left w:val="single" w:color="DDD0C8" w:sz="1"/>
+              <w:bottom w:val="single" w:color="DDD0C8" w:sz="1"/>
+              <w:right w:val="single" w:color="DDD0C8" w:sz="1"/>
+            </w:tcBorders>
+            <w:shd w:fill="FFFFFF" w:val="clear"/>
+          </w:tcPr>
+          <w:p>
+            <w:pPr>
+              <w:spacing w:after="40" w:before="40" w:line="312"/>
+            </w:pPr>
+            <w:r>
+              <w:rPr>
+                <w:rFonts w:ascii="Times New Roman" w:eastAsia="SimSun"/>
+                <w:color w:val="182030"/>
+                <w:sz w:val="22"/>
+                <w:szCs w:val="22"/>
+              </w:rPr>
+              <w:t xml:space="preserve">Identify Salesforce custom objects for lender relationship management and plan LAT scoring framework integration</w:t>
+            </w:r>
+            <w:r>
+              <w:rPr>
+                <w:rFonts w:ascii="Times New Roman" w:eastAsia="SimSun"/>
+                <w:b/>
+                <w:bCs/>
+                <w:color w:val="D4875A"/>
+                <w:sz w:val="22"/>
+                <w:szCs w:val="22"/>
+              </w:rPr>
+              <w:t xml:space="preserve"> [NEW]</w:t>
+            </w:r>
+          </w:p>
+        </w:tc>
+        <w:tc>
+          <w:tcPr>
+            <w:tcW w:type="pct" w:w="15%"/>
+            <w:tcBorders>
+              <w:top w:val="single" w:color="DDD0C8" w:sz="1"/>
+              <w:left w:val="single" w:color="DDD0C8" w:sz="1"/>
+              <w:bottom w:val="single" w:color="DDD0C8" w:sz="1"/>
+              <w:right w:val="single" w:color="DDD0C8" w:sz="1"/>
+            </w:tcBorders>
+            <w:shd w:fill="FFFFFF" w:val="clear"/>
+          </w:tcPr>
+          <w:p>
+            <w:pPr>
+              <w:spacing w:after="40" w:before="40" w:line="312"/>
+            </w:pPr>
+            <w:r>
+              <w:rPr>
+                <w:rFonts w:ascii="Times New Roman" w:eastAsia="SimSun"/>
+                <w:color w:val="182030"/>
+                <w:sz w:val="22"/>
+                <w:szCs w:val="22"/>
+              </w:rPr>
+              <w:t xml:space="preserve">Consortium Clarification 2</w:t>
+            </w:r>
+          </w:p>
+        </w:tc>
+        <w:tc>
+          <w:tcPr>
+            <w:tcW w:type="pct" w:w="15%"/>
+            <w:tcBorders>
+              <w:top w:val="single" w:color="DDD0C8" w:sz="1"/>
+              <w:left w:val="single" w:color="DDD0C8" w:sz="1"/>
+              <w:bottom w:val="single" w:color="DDD0C8" w:sz="1"/>
+              <w:right w:val="single" w:color="DDD0C8" w:sz="1"/>
+            </w:tcBorders>
+            <w:shd w:fill="FFFFFF" w:val="clear"/>
+          </w:tcPr>
+          <w:p>
+            <w:pPr>
+              <w:spacing w:after="40" w:before="40" w:line="312"/>
+            </w:pPr>
+            <w:r>
+              <w:rPr>
+                <w:rFonts w:ascii="Times New Roman" w:eastAsia="SimSun"/>
+                <w:color w:val="182030"/>
+                <w:sz w:val="22"/>
+                <w:szCs w:val="22"/>
+              </w:rPr>
+              <w:t xml:space="preserve">Must Have</w:t>
+            </w:r>
+          </w:p>
+        </w:tc>
+        <w:tc>
+          <w:tcPr>
+            <w:tcW w:type="pct" w:w="15%"/>
+            <w:tcBorders>
+              <w:top w:val="single" w:color="DDD0C8" w:sz="1"/>
+              <w:left w:val="single" w:color="DDD0C8" w:sz="1"/>
+              <w:bottom w:val="single" w:color="DDD0C8" w:sz="1"/>
+              <w:right w:val="single" w:color="DDD0C8" w:sz="1"/>
+            </w:tcBorders>
+            <w:shd w:fill="FFFFFF" w:val="clear"/>
+          </w:tcPr>
+          <w:p>
+            <w:pPr>
+              <w:spacing w:after="40" w:before="40" w:line="312"/>
+            </w:pPr>
+            <w:r>
+              <w:rPr>
+                <w:rFonts w:ascii="Times New Roman" w:eastAsia="SimSun"/>
+                <w:color w:val="182030"/>
+                <w:sz w:val="22"/>
+                <w:szCs w:val="22"/>
+              </w:rPr>
+              <w:t xml:space="preserve">Sprint 1-2</w:t>
             </w:r>
           </w:p>
         </w:tc>
@@ -3826,7 +6287,7 @@
           <w:sz w:val="24"/>
           <w:szCs w:val="24"/>
         </w:rPr>
-        <w:t xml:space="preserve">These are placeholder entries expanded in Sprint 2:</w:t>
+        <w:t xml:space="preserve">These functional requirements will be expanded during Sprint 2. Updated and new entries reflecting consortium clarifications are included:</w:t>
       </w:r>
     </w:p>
     <w:tbl>
@@ -4557,7 +7018,18 @@
                 <w:sz w:val="22"/>
                 <w:szCs w:val="22"/>
               </w:rPr>
-              <w:t xml:space="preserve">Transcript intake pipeline in approved AI tenant</w:t>
+              <w:t xml:space="preserve">Transcript intake pipeline in approved AI tenant (Claude Team/Enterprise)</w:t>
+            </w:r>
+            <w:r>
+              <w:rPr>
+                <w:rFonts w:ascii="Times New Roman" w:eastAsia="SimSun"/>
+                <w:b/>
+                <w:bCs/>
+                <w:color w:val="D4875A"/>
+                <w:sz w:val="22"/>
+                <w:szCs w:val="22"/>
+              </w:rPr>
+              <w:t xml:space="preserve"> [UPDATED]</w:t>
             </w:r>
           </w:p>
         </w:tc>
@@ -5684,7 +8156,18 @@
                 <w:sz w:val="22"/>
                 <w:szCs w:val="22"/>
               </w:rPr>
-              <w:t xml:space="preserve">Controlled Salesforce write-back adapters</w:t>
+              <w:t xml:space="preserve">Controlled Salesforce write-back adapters to custom objects</w:t>
+            </w:r>
+            <w:r>
+              <w:rPr>
+                <w:rFonts w:ascii="Times New Roman" w:eastAsia="SimSun"/>
+                <w:b/>
+                <w:bCs/>
+                <w:color w:val="D4875A"/>
+                <w:sz w:val="22"/>
+                <w:szCs w:val="22"/>
+              </w:rPr>
+              <w:t xml:space="preserve"> [UPDATED]</w:t>
             </w:r>
           </w:p>
         </w:tc>
@@ -6006,7 +8489,18 @@
                 <w:sz w:val="22"/>
                 <w:szCs w:val="22"/>
               </w:rPr>
-              <w:t xml:space="preserve">Offline draft persistence and upload retry</w:t>
+              <w:t xml:space="preserve">Offline draft persistence and upload retry for intermittent connectivity</w:t>
+            </w:r>
+            <w:r>
+              <w:rPr>
+                <w:rFonts w:ascii="Times New Roman" w:eastAsia="SimSun"/>
+                <w:b/>
+                <w:bCs/>
+                <w:color w:val="D4875A"/>
+                <w:sz w:val="22"/>
+                <w:szCs w:val="22"/>
+              </w:rPr>
+              <w:t xml:space="preserve"> [UPDATED]</w:t>
             </w:r>
           </w:p>
         </w:tc>
@@ -6328,7 +8822,18 @@
                 <w:sz w:val="22"/>
                 <w:szCs w:val="22"/>
               </w:rPr>
-              <w:t xml:space="preserve">Controlled export/feed to benchmarking pathway</w:t>
+              <w:t xml:space="preserve">Controlled export/feed to benchmarking pathway for ~60K record dataset</w:t>
+            </w:r>
+            <w:r>
+              <w:rPr>
+                <w:rFonts w:ascii="Times New Roman" w:eastAsia="SimSun"/>
+                <w:b/>
+                <w:bCs/>
+                <w:color w:val="D4875A"/>
+                <w:sz w:val="22"/>
+                <w:szCs w:val="22"/>
+              </w:rPr>
+              <w:t xml:space="preserve"> [UPDATED]</w:t>
             </w:r>
           </w:p>
         </w:tc>
@@ -6407,6 +8912,350 @@
                 <w:szCs w:val="22"/>
               </w:rPr>
               <w:t xml:space="preserve">Sprint 6</w:t>
+            </w:r>
+          </w:p>
+        </w:tc>
+        <w:tc>
+          <w:tcPr>
+            <w:tcW w:type="pct" w:w="15%"/>
+            <w:tcBorders>
+              <w:top w:val="single" w:color="DDD0C8" w:sz="1"/>
+              <w:left w:val="single" w:color="DDD0C8" w:sz="1"/>
+              <w:bottom w:val="single" w:color="DDD0C8" w:sz="1"/>
+              <w:right w:val="single" w:color="DDD0C8" w:sz="1"/>
+            </w:tcBorders>
+            <w:shd w:fill="FFFFFF" w:val="clear"/>
+          </w:tcPr>
+          <w:p>
+            <w:pPr>
+              <w:spacing w:after="40" w:before="40" w:line="312"/>
+            </w:pPr>
+            <w:r>
+              <w:rPr>
+                <w:rFonts w:ascii="Times New Roman" w:eastAsia="SimSun"/>
+                <w:color w:val="182030"/>
+                <w:sz w:val="22"/>
+                <w:szCs w:val="22"/>
+              </w:rPr>
+              <w:t xml:space="preserve">Not Started</w:t>
+            </w:r>
+          </w:p>
+        </w:tc>
+      </w:tr>
+      <w:tr>
+        <w:trPr>
+          <w:cantSplit/>
+        </w:trPr>
+        <w:tc>
+          <w:tcPr>
+            <w:tcW w:type="pct" w:w="10%"/>
+            <w:tcBorders>
+              <w:top w:val="single" w:color="DDD0C8" w:sz="1"/>
+              <w:left w:val="single" w:color="DDD0C8" w:sz="1"/>
+              <w:bottom w:val="single" w:color="DDD0C8" w:sz="1"/>
+              <w:right w:val="single" w:color="DDD0C8" w:sz="1"/>
+            </w:tcBorders>
+            <w:shd w:fill="FFFFFF" w:val="clear"/>
+          </w:tcPr>
+          <w:p>
+            <w:pPr>
+              <w:spacing w:after="40" w:before="40" w:line="312"/>
+            </w:pPr>
+            <w:r>
+              <w:rPr>
+                <w:rFonts w:ascii="Times New Roman" w:eastAsia="SimSun"/>
+                <w:color w:val="182030"/>
+                <w:sz w:val="22"/>
+                <w:szCs w:val="22"/>
+              </w:rPr>
+              <w:t xml:space="preserve">FR-016</w:t>
+            </w:r>
+          </w:p>
+        </w:tc>
+        <w:tc>
+          <w:tcPr>
+            <w:tcW w:type="pct" w:w="30%"/>
+            <w:tcBorders>
+              <w:top w:val="single" w:color="DDD0C8" w:sz="1"/>
+              <w:left w:val="single" w:color="DDD0C8" w:sz="1"/>
+              <w:bottom w:val="single" w:color="DDD0C8" w:sz="1"/>
+              <w:right w:val="single" w:color="DDD0C8" w:sz="1"/>
+            </w:tcBorders>
+            <w:shd w:fill="FFFFFF" w:val="clear"/>
+          </w:tcPr>
+          <w:p>
+            <w:pPr>
+              <w:spacing w:after="40" w:before="40" w:line="312"/>
+            </w:pPr>
+            <w:r>
+              <w:rPr>
+                <w:rFonts w:ascii="Times New Roman" w:eastAsia="SimSun"/>
+                <w:color w:val="182030"/>
+                <w:sz w:val="22"/>
+                <w:szCs w:val="22"/>
+              </w:rPr>
+              <w:t xml:space="preserve">Transcription and extraction accommodate regional English accents, agricultural terminology, and limited multilingual code-switching including Swahili and local-language phrases</w:t>
+            </w:r>
+            <w:r>
+              <w:rPr>
+                <w:rFonts w:ascii="Times New Roman" w:eastAsia="SimSun"/>
+                <w:b/>
+                <w:bCs/>
+                <w:color w:val="D4875A"/>
+                <w:sz w:val="22"/>
+                <w:szCs w:val="22"/>
+              </w:rPr>
+              <w:t xml:space="preserve"> [NEW]</w:t>
+            </w:r>
+          </w:p>
+        </w:tc>
+        <w:tc>
+          <w:tcPr>
+            <w:tcW w:type="pct" w:w="15%"/>
+            <w:tcBorders>
+              <w:top w:val="single" w:color="DDD0C8" w:sz="1"/>
+              <w:left w:val="single" w:color="DDD0C8" w:sz="1"/>
+              <w:bottom w:val="single" w:color="DDD0C8" w:sz="1"/>
+              <w:right w:val="single" w:color="DDD0C8" w:sz="1"/>
+            </w:tcBorders>
+            <w:shd w:fill="FFFFFF" w:val="clear"/>
+          </w:tcPr>
+          <w:p>
+            <w:pPr>
+              <w:spacing w:after="40" w:before="40" w:line="312"/>
+            </w:pPr>
+            <w:r>
+              <w:rPr>
+                <w:rFonts w:ascii="Times New Roman" w:eastAsia="SimSun"/>
+                <w:color w:val="182030"/>
+                <w:sz w:val="22"/>
+                <w:szCs w:val="22"/>
+              </w:rPr>
+              <w:t xml:space="preserve">AI</w:t>
+            </w:r>
+          </w:p>
+        </w:tc>
+        <w:tc>
+          <w:tcPr>
+            <w:tcW w:type="pct" w:w="15%"/>
+            <w:tcBorders>
+              <w:top w:val="single" w:color="DDD0C8" w:sz="1"/>
+              <w:left w:val="single" w:color="DDD0C8" w:sz="1"/>
+              <w:bottom w:val="single" w:color="DDD0C8" w:sz="1"/>
+              <w:right w:val="single" w:color="DDD0C8" w:sz="1"/>
+            </w:tcBorders>
+            <w:shd w:fill="FFFFFF" w:val="clear"/>
+          </w:tcPr>
+          <w:p>
+            <w:pPr>
+              <w:spacing w:after="40" w:before="40" w:line="312"/>
+            </w:pPr>
+            <w:r>
+              <w:rPr>
+                <w:rFonts w:ascii="Times New Roman" w:eastAsia="SimSun"/>
+                <w:color w:val="182030"/>
+                <w:sz w:val="22"/>
+                <w:szCs w:val="22"/>
+              </w:rPr>
+              <w:t xml:space="preserve">Must Have</w:t>
+            </w:r>
+          </w:p>
+        </w:tc>
+        <w:tc>
+          <w:tcPr>
+            <w:tcW w:type="pct" w:w="15%"/>
+            <w:tcBorders>
+              <w:top w:val="single" w:color="DDD0C8" w:sz="1"/>
+              <w:left w:val="single" w:color="DDD0C8" w:sz="1"/>
+              <w:bottom w:val="single" w:color="DDD0C8" w:sz="1"/>
+              <w:right w:val="single" w:color="DDD0C8" w:sz="1"/>
+            </w:tcBorders>
+            <w:shd w:fill="FFFFFF" w:val="clear"/>
+          </w:tcPr>
+          <w:p>
+            <w:pPr>
+              <w:spacing w:after="40" w:before="40" w:line="312"/>
+            </w:pPr>
+            <w:r>
+              <w:rPr>
+                <w:rFonts w:ascii="Times New Roman" w:eastAsia="SimSun"/>
+                <w:color w:val="182030"/>
+                <w:sz w:val="22"/>
+                <w:szCs w:val="22"/>
+              </w:rPr>
+              <w:t xml:space="preserve">Sprint 4</w:t>
+            </w:r>
+          </w:p>
+        </w:tc>
+        <w:tc>
+          <w:tcPr>
+            <w:tcW w:type="pct" w:w="15%"/>
+            <w:tcBorders>
+              <w:top w:val="single" w:color="DDD0C8" w:sz="1"/>
+              <w:left w:val="single" w:color="DDD0C8" w:sz="1"/>
+              <w:bottom w:val="single" w:color="DDD0C8" w:sz="1"/>
+              <w:right w:val="single" w:color="DDD0C8" w:sz="1"/>
+            </w:tcBorders>
+            <w:shd w:fill="FFFFFF" w:val="clear"/>
+          </w:tcPr>
+          <w:p>
+            <w:pPr>
+              <w:spacing w:after="40" w:before="40" w:line="312"/>
+            </w:pPr>
+            <w:r>
+              <w:rPr>
+                <w:rFonts w:ascii="Times New Roman" w:eastAsia="SimSun"/>
+                <w:color w:val="182030"/>
+                <w:sz w:val="22"/>
+                <w:szCs w:val="22"/>
+              </w:rPr>
+              <w:t xml:space="preserve">Not Started</w:t>
+            </w:r>
+          </w:p>
+        </w:tc>
+      </w:tr>
+      <w:tr>
+        <w:trPr>
+          <w:cantSplit/>
+        </w:trPr>
+        <w:tc>
+          <w:tcPr>
+            <w:tcW w:type="pct" w:w="10%"/>
+            <w:tcBorders>
+              <w:top w:val="single" w:color="DDD0C8" w:sz="1"/>
+              <w:left w:val="single" w:color="DDD0C8" w:sz="1"/>
+              <w:bottom w:val="single" w:color="DDD0C8" w:sz="1"/>
+              <w:right w:val="single" w:color="DDD0C8" w:sz="1"/>
+            </w:tcBorders>
+            <w:shd w:fill="FFFFFF" w:val="clear"/>
+          </w:tcPr>
+          <w:p>
+            <w:pPr>
+              <w:spacing w:after="40" w:before="40" w:line="312"/>
+            </w:pPr>
+            <w:r>
+              <w:rPr>
+                <w:rFonts w:ascii="Times New Roman" w:eastAsia="SimSun"/>
+                <w:color w:val="182030"/>
+                <w:sz w:val="22"/>
+                <w:szCs w:val="22"/>
+              </w:rPr>
+              <w:t xml:space="preserve">FR-017</w:t>
+            </w:r>
+          </w:p>
+        </w:tc>
+        <w:tc>
+          <w:tcPr>
+            <w:tcW w:type="pct" w:w="30%"/>
+            <w:tcBorders>
+              <w:top w:val="single" w:color="DDD0C8" w:sz="1"/>
+              <w:left w:val="single" w:color="DDD0C8" w:sz="1"/>
+              <w:bottom w:val="single" w:color="DDD0C8" w:sz="1"/>
+              <w:right w:val="single" w:color="DDD0C8" w:sz="1"/>
+            </w:tcBorders>
+            <w:shd w:fill="FFFFFF" w:val="clear"/>
+          </w:tcPr>
+          <w:p>
+            <w:pPr>
+              <w:spacing w:after="40" w:before="40" w:line="312"/>
+            </w:pPr>
+            <w:r>
+              <w:rPr>
+                <w:rFonts w:ascii="Times New Roman" w:eastAsia="SimSun"/>
+                <w:color w:val="182030"/>
+                <w:sz w:val="22"/>
+                <w:szCs w:val="22"/>
+              </w:rPr>
+              <w:t xml:space="preserve">Flexible data model supporting diverse lender types: commercial banks, NBFIs, SACCOs, social lenders with varying operating models and borrower structures</w:t>
+            </w:r>
+            <w:r>
+              <w:rPr>
+                <w:rFonts w:ascii="Times New Roman" w:eastAsia="SimSun"/>
+                <w:b/>
+                <w:bCs/>
+                <w:color w:val="D4875A"/>
+                <w:sz w:val="22"/>
+                <w:szCs w:val="22"/>
+              </w:rPr>
+              <w:t xml:space="preserve"> [NEW]</w:t>
+            </w:r>
+          </w:p>
+        </w:tc>
+        <w:tc>
+          <w:tcPr>
+            <w:tcW w:type="pct" w:w="15%"/>
+            <w:tcBorders>
+              <w:top w:val="single" w:color="DDD0C8" w:sz="1"/>
+              <w:left w:val="single" w:color="DDD0C8" w:sz="1"/>
+              <w:bottom w:val="single" w:color="DDD0C8" w:sz="1"/>
+              <w:right w:val="single" w:color="DDD0C8" w:sz="1"/>
+            </w:tcBorders>
+            <w:shd w:fill="FFFFFF" w:val="clear"/>
+          </w:tcPr>
+          <w:p>
+            <w:pPr>
+              <w:spacing w:after="40" w:before="40" w:line="312"/>
+            </w:pPr>
+            <w:r>
+              <w:rPr>
+                <w:rFonts w:ascii="Times New Roman" w:eastAsia="SimSun"/>
+                <w:color w:val="182030"/>
+                <w:sz w:val="22"/>
+                <w:szCs w:val="22"/>
+              </w:rPr>
+              <w:t xml:space="preserve">Architecture</w:t>
+            </w:r>
+          </w:p>
+        </w:tc>
+        <w:tc>
+          <w:tcPr>
+            <w:tcW w:type="pct" w:w="15%"/>
+            <w:tcBorders>
+              <w:top w:val="single" w:color="DDD0C8" w:sz="1"/>
+              <w:left w:val="single" w:color="DDD0C8" w:sz="1"/>
+              <w:bottom w:val="single" w:color="DDD0C8" w:sz="1"/>
+              <w:right w:val="single" w:color="DDD0C8" w:sz="1"/>
+            </w:tcBorders>
+            <w:shd w:fill="FFFFFF" w:val="clear"/>
+          </w:tcPr>
+          <w:p>
+            <w:pPr>
+              <w:spacing w:after="40" w:before="40" w:line="312"/>
+            </w:pPr>
+            <w:r>
+              <w:rPr>
+                <w:rFonts w:ascii="Times New Roman" w:eastAsia="SimSun"/>
+                <w:color w:val="182030"/>
+                <w:sz w:val="22"/>
+                <w:szCs w:val="22"/>
+              </w:rPr>
+              <w:t xml:space="preserve">Must Have</w:t>
+            </w:r>
+          </w:p>
+        </w:tc>
+        <w:tc>
+          <w:tcPr>
+            <w:tcW w:type="pct" w:w="15%"/>
+            <w:tcBorders>
+              <w:top w:val="single" w:color="DDD0C8" w:sz="1"/>
+              <w:left w:val="single" w:color="DDD0C8" w:sz="1"/>
+              <w:bottom w:val="single" w:color="DDD0C8" w:sz="1"/>
+              <w:right w:val="single" w:color="DDD0C8" w:sz="1"/>
+            </w:tcBorders>
+            <w:shd w:fill="FFFFFF" w:val="clear"/>
+          </w:tcPr>
+          <w:p>
+            <w:pPr>
+              <w:spacing w:after="40" w:before="40" w:line="312"/>
+            </w:pPr>
+            <w:r>
+              <w:rPr>
+                <w:rFonts w:ascii="Times New Roman" w:eastAsia="SimSun"/>
+                <w:color w:val="182030"/>
+                <w:sz w:val="22"/>
+                <w:szCs w:val="22"/>
+              </w:rPr>
+              <w:t xml:space="preserve">Sprint 2 design</w:t>
             </w:r>
           </w:p>
         </w:tc>
@@ -6468,7 +9317,7 @@
           <w:sz w:val="24"/>
           <w:szCs w:val="24"/>
         </w:rPr>
-        <w:t xml:space="preserve">Non-functional requirements define the quality attributes and constraints of the platform:</w:t>
+        <w:t xml:space="preserve">Non-functional requirements define the quality attributes and constraints of the platform. Updated and new entries reflecting consortium clarifications are included:</w:t>
       </w:r>
     </w:p>
     <w:tbl>
@@ -7038,7 +9887,18 @@
                 <w:sz w:val="22"/>
                 <w:szCs w:val="22"/>
               </w:rPr>
-              <w:t xml:space="preserve">Offline-first with graceful degradation under weak connectivity</w:t>
+              <w:t xml:space="preserve">Resilient low-bandwidth operation and offline capture for intermittent connectivity; graceful degradation during field engagement and travel</w:t>
+            </w:r>
+            <w:r>
+              <w:rPr>
+                <w:rFonts w:ascii="Times New Roman" w:eastAsia="SimSun"/>
+                <w:b/>
+                <w:bCs/>
+                <w:color w:val="D4875A"/>
+                <w:sz w:val="22"/>
+                <w:szCs w:val="22"/>
+              </w:rPr>
+              <w:t xml:space="preserve"> [UPDATED]</w:t>
             </w:r>
           </w:p>
         </w:tc>
@@ -7922,6 +10782,350 @@
                 <w:szCs w:val="22"/>
               </w:rPr>
               <w:t xml:space="preserve">Sprint 3</w:t>
+            </w:r>
+          </w:p>
+        </w:tc>
+        <w:tc>
+          <w:tcPr>
+            <w:tcW w:type="pct" w:w="15%"/>
+            <w:tcBorders>
+              <w:top w:val="single" w:color="DDD0C8" w:sz="1"/>
+              <w:left w:val="single" w:color="DDD0C8" w:sz="1"/>
+              <w:bottom w:val="single" w:color="DDD0C8" w:sz="1"/>
+              <w:right w:val="single" w:color="DDD0C8" w:sz="1"/>
+            </w:tcBorders>
+            <w:shd w:fill="FFFFFF" w:val="clear"/>
+          </w:tcPr>
+          <w:p>
+            <w:pPr>
+              <w:spacing w:after="40" w:before="40" w:line="312"/>
+            </w:pPr>
+            <w:r>
+              <w:rPr>
+                <w:rFonts w:ascii="Times New Roman" w:eastAsia="SimSun"/>
+                <w:color w:val="182030"/>
+                <w:sz w:val="22"/>
+                <w:szCs w:val="22"/>
+              </w:rPr>
+              <w:t xml:space="preserve">Not Started</w:t>
+            </w:r>
+          </w:p>
+        </w:tc>
+      </w:tr>
+      <w:tr>
+        <w:trPr>
+          <w:cantSplit/>
+        </w:trPr>
+        <w:tc>
+          <w:tcPr>
+            <w:tcW w:type="pct" w:w="10%"/>
+            <w:tcBorders>
+              <w:top w:val="single" w:color="DDD0C8" w:sz="1"/>
+              <w:left w:val="single" w:color="DDD0C8" w:sz="1"/>
+              <w:bottom w:val="single" w:color="DDD0C8" w:sz="1"/>
+              <w:right w:val="single" w:color="DDD0C8" w:sz="1"/>
+            </w:tcBorders>
+            <w:shd w:fill="FFFFFF" w:val="clear"/>
+          </w:tcPr>
+          <w:p>
+            <w:pPr>
+              <w:spacing w:after="40" w:before="40" w:line="312"/>
+            </w:pPr>
+            <w:r>
+              <w:rPr>
+                <w:rFonts w:ascii="Times New Roman" w:eastAsia="SimSun"/>
+                <w:color w:val="182030"/>
+                <w:sz w:val="22"/>
+                <w:szCs w:val="22"/>
+              </w:rPr>
+              <w:t xml:space="preserve">NFR-009</w:t>
+            </w:r>
+          </w:p>
+        </w:tc>
+        <w:tc>
+          <w:tcPr>
+            <w:tcW w:type="pct" w:w="30%"/>
+            <w:tcBorders>
+              <w:top w:val="single" w:color="DDD0C8" w:sz="1"/>
+              <w:left w:val="single" w:color="DDD0C8" w:sz="1"/>
+              <w:bottom w:val="single" w:color="DDD0C8" w:sz="1"/>
+              <w:right w:val="single" w:color="DDD0C8" w:sz="1"/>
+            </w:tcBorders>
+            <w:shd w:fill="FFFFFF" w:val="clear"/>
+          </w:tcPr>
+          <w:p>
+            <w:pPr>
+              <w:spacing w:after="40" w:before="40" w:line="312"/>
+            </w:pPr>
+            <w:r>
+              <w:rPr>
+                <w:rFonts w:ascii="Times New Roman" w:eastAsia="SimSun"/>
+                <w:color w:val="182030"/>
+                <w:sz w:val="22"/>
+                <w:szCs w:val="22"/>
+              </w:rPr>
+              <w:t xml:space="preserve">AI processing runs within Aceli-approved Claude Team/Enterprise environments; no data used for model training</w:t>
+            </w:r>
+            <w:r>
+              <w:rPr>
+                <w:rFonts w:ascii="Times New Roman" w:eastAsia="SimSun"/>
+                <w:b/>
+                <w:bCs/>
+                <w:color w:val="D4875A"/>
+                <w:sz w:val="22"/>
+                <w:szCs w:val="22"/>
+              </w:rPr>
+              <w:t xml:space="preserve"> [NEW]</w:t>
+            </w:r>
+          </w:p>
+        </w:tc>
+        <w:tc>
+          <w:tcPr>
+            <w:tcW w:type="pct" w:w="15%"/>
+            <w:tcBorders>
+              <w:top w:val="single" w:color="DDD0C8" w:sz="1"/>
+              <w:left w:val="single" w:color="DDD0C8" w:sz="1"/>
+              <w:bottom w:val="single" w:color="DDD0C8" w:sz="1"/>
+              <w:right w:val="single" w:color="DDD0C8" w:sz="1"/>
+            </w:tcBorders>
+            <w:shd w:fill="FFFFFF" w:val="clear"/>
+          </w:tcPr>
+          <w:p>
+            <w:pPr>
+              <w:spacing w:after="40" w:before="40" w:line="312"/>
+            </w:pPr>
+            <w:r>
+              <w:rPr>
+                <w:rFonts w:ascii="Times New Roman" w:eastAsia="SimSun"/>
+                <w:color w:val="182030"/>
+                <w:sz w:val="22"/>
+                <w:szCs w:val="22"/>
+              </w:rPr>
+              <w:t xml:space="preserve">Security</w:t>
+            </w:r>
+          </w:p>
+        </w:tc>
+        <w:tc>
+          <w:tcPr>
+            <w:tcW w:type="pct" w:w="15%"/>
+            <w:tcBorders>
+              <w:top w:val="single" w:color="DDD0C8" w:sz="1"/>
+              <w:left w:val="single" w:color="DDD0C8" w:sz="1"/>
+              <w:bottom w:val="single" w:color="DDD0C8" w:sz="1"/>
+              <w:right w:val="single" w:color="DDD0C8" w:sz="1"/>
+            </w:tcBorders>
+            <w:shd w:fill="FFFFFF" w:val="clear"/>
+          </w:tcPr>
+          <w:p>
+            <w:pPr>
+              <w:spacing w:after="40" w:before="40" w:line="312"/>
+            </w:pPr>
+            <w:r>
+              <w:rPr>
+                <w:rFonts w:ascii="Times New Roman" w:eastAsia="SimSun"/>
+                <w:color w:val="182030"/>
+                <w:sz w:val="22"/>
+                <w:szCs w:val="22"/>
+              </w:rPr>
+              <w:t xml:space="preserve">Must Have</w:t>
+            </w:r>
+          </w:p>
+        </w:tc>
+        <w:tc>
+          <w:tcPr>
+            <w:tcW w:type="pct" w:w="15%"/>
+            <w:tcBorders>
+              <w:top w:val="single" w:color="DDD0C8" w:sz="1"/>
+              <w:left w:val="single" w:color="DDD0C8" w:sz="1"/>
+              <w:bottom w:val="single" w:color="DDD0C8" w:sz="1"/>
+              <w:right w:val="single" w:color="DDD0C8" w:sz="1"/>
+            </w:tcBorders>
+            <w:shd w:fill="FFFFFF" w:val="clear"/>
+          </w:tcPr>
+          <w:p>
+            <w:pPr>
+              <w:spacing w:after="40" w:before="40" w:line="312"/>
+            </w:pPr>
+            <w:r>
+              <w:rPr>
+                <w:rFonts w:ascii="Times New Roman" w:eastAsia="SimSun"/>
+                <w:color w:val="182030"/>
+                <w:sz w:val="22"/>
+                <w:szCs w:val="22"/>
+              </w:rPr>
+              <w:t xml:space="preserve">Sprint 0 governance</w:t>
+            </w:r>
+          </w:p>
+        </w:tc>
+        <w:tc>
+          <w:tcPr>
+            <w:tcW w:type="pct" w:w="15%"/>
+            <w:tcBorders>
+              <w:top w:val="single" w:color="DDD0C8" w:sz="1"/>
+              <w:left w:val="single" w:color="DDD0C8" w:sz="1"/>
+              <w:bottom w:val="single" w:color="DDD0C8" w:sz="1"/>
+              <w:right w:val="single" w:color="DDD0C8" w:sz="1"/>
+            </w:tcBorders>
+            <w:shd w:fill="FFFFFF" w:val="clear"/>
+          </w:tcPr>
+          <w:p>
+            <w:pPr>
+              <w:spacing w:after="40" w:before="40" w:line="312"/>
+            </w:pPr>
+            <w:r>
+              <w:rPr>
+                <w:rFonts w:ascii="Times New Roman" w:eastAsia="SimSun"/>
+                <w:color w:val="182030"/>
+                <w:sz w:val="22"/>
+                <w:szCs w:val="22"/>
+              </w:rPr>
+              <w:t xml:space="preserve">Not Started</w:t>
+            </w:r>
+          </w:p>
+        </w:tc>
+      </w:tr>
+      <w:tr>
+        <w:trPr>
+          <w:cantSplit/>
+        </w:trPr>
+        <w:tc>
+          <w:tcPr>
+            <w:tcW w:type="pct" w:w="10%"/>
+            <w:tcBorders>
+              <w:top w:val="single" w:color="DDD0C8" w:sz="1"/>
+              <w:left w:val="single" w:color="DDD0C8" w:sz="1"/>
+              <w:bottom w:val="single" w:color="DDD0C8" w:sz="1"/>
+              <w:right w:val="single" w:color="DDD0C8" w:sz="1"/>
+            </w:tcBorders>
+            <w:shd w:fill="FFFFFF" w:val="clear"/>
+          </w:tcPr>
+          <w:p>
+            <w:pPr>
+              <w:spacing w:after="40" w:before="40" w:line="312"/>
+            </w:pPr>
+            <w:r>
+              <w:rPr>
+                <w:rFonts w:ascii="Times New Roman" w:eastAsia="SimSun"/>
+                <w:color w:val="182030"/>
+                <w:sz w:val="22"/>
+                <w:szCs w:val="22"/>
+              </w:rPr>
+              <w:t xml:space="preserve">NFR-010</w:t>
+            </w:r>
+          </w:p>
+        </w:tc>
+        <w:tc>
+          <w:tcPr>
+            <w:tcW w:type="pct" w:w="30%"/>
+            <w:tcBorders>
+              <w:top w:val="single" w:color="DDD0C8" w:sz="1"/>
+              <w:left w:val="single" w:color="DDD0C8" w:sz="1"/>
+              <w:bottom w:val="single" w:color="DDD0C8" w:sz="1"/>
+              <w:right w:val="single" w:color="DDD0C8" w:sz="1"/>
+            </w:tcBorders>
+            <w:shd w:fill="FFFFFF" w:val="clear"/>
+          </w:tcPr>
+          <w:p>
+            <w:pPr>
+              <w:spacing w:after="40" w:before="40" w:line="312"/>
+            </w:pPr>
+            <w:r>
+              <w:rPr>
+                <w:rFonts w:ascii="Times New Roman" w:eastAsia="SimSun"/>
+                <w:color w:val="182030"/>
+                <w:sz w:val="22"/>
+                <w:szCs w:val="22"/>
+              </w:rPr>
+              <w:t xml:space="preserve">Platform licensing costs identified and managed separately from implementation budget</w:t>
+            </w:r>
+            <w:r>
+              <w:rPr>
+                <w:rFonts w:ascii="Times New Roman" w:eastAsia="SimSun"/>
+                <w:b/>
+                <w:bCs/>
+                <w:color w:val="D4875A"/>
+                <w:sz w:val="22"/>
+                <w:szCs w:val="22"/>
+              </w:rPr>
+              <w:t xml:space="preserve"> [NEW]</w:t>
+            </w:r>
+          </w:p>
+        </w:tc>
+        <w:tc>
+          <w:tcPr>
+            <w:tcW w:type="pct" w:w="15%"/>
+            <w:tcBorders>
+              <w:top w:val="single" w:color="DDD0C8" w:sz="1"/>
+              <w:left w:val="single" w:color="DDD0C8" w:sz="1"/>
+              <w:bottom w:val="single" w:color="DDD0C8" w:sz="1"/>
+              <w:right w:val="single" w:color="DDD0C8" w:sz="1"/>
+            </w:tcBorders>
+            <w:shd w:fill="FFFFFF" w:val="clear"/>
+          </w:tcPr>
+          <w:p>
+            <w:pPr>
+              <w:spacing w:after="40" w:before="40" w:line="312"/>
+            </w:pPr>
+            <w:r>
+              <w:rPr>
+                <w:rFonts w:ascii="Times New Roman" w:eastAsia="SimSun"/>
+                <w:color w:val="182030"/>
+                <w:sz w:val="22"/>
+                <w:szCs w:val="22"/>
+              </w:rPr>
+              <w:t xml:space="preserve">Operations</w:t>
+            </w:r>
+          </w:p>
+        </w:tc>
+        <w:tc>
+          <w:tcPr>
+            <w:tcW w:type="pct" w:w="15%"/>
+            <w:tcBorders>
+              <w:top w:val="single" w:color="DDD0C8" w:sz="1"/>
+              <w:left w:val="single" w:color="DDD0C8" w:sz="1"/>
+              <w:bottom w:val="single" w:color="DDD0C8" w:sz="1"/>
+              <w:right w:val="single" w:color="DDD0C8" w:sz="1"/>
+            </w:tcBorders>
+            <w:shd w:fill="FFFFFF" w:val="clear"/>
+          </w:tcPr>
+          <w:p>
+            <w:pPr>
+              <w:spacing w:after="40" w:before="40" w:line="312"/>
+            </w:pPr>
+            <w:r>
+              <w:rPr>
+                <w:rFonts w:ascii="Times New Roman" w:eastAsia="SimSun"/>
+                <w:color w:val="182030"/>
+                <w:sz w:val="22"/>
+                <w:szCs w:val="22"/>
+              </w:rPr>
+              <w:t xml:space="preserve">Must Have</w:t>
+            </w:r>
+          </w:p>
+        </w:tc>
+        <w:tc>
+          <w:tcPr>
+            <w:tcW w:type="pct" w:w="15%"/>
+            <w:tcBorders>
+              <w:top w:val="single" w:color="DDD0C8" w:sz="1"/>
+              <w:left w:val="single" w:color="DDD0C8" w:sz="1"/>
+              <w:bottom w:val="single" w:color="DDD0C8" w:sz="1"/>
+              <w:right w:val="single" w:color="DDD0C8" w:sz="1"/>
+            </w:tcBorders>
+            <w:shd w:fill="FFFFFF" w:val="clear"/>
+          </w:tcPr>
+          <w:p>
+            <w:pPr>
+              <w:spacing w:after="40" w:before="40" w:line="312"/>
+            </w:pPr>
+            <w:r>
+              <w:rPr>
+                <w:rFonts w:ascii="Times New Roman" w:eastAsia="SimSun"/>
+                <w:color w:val="182030"/>
+                <w:sz w:val="22"/>
+                <w:szCs w:val="22"/>
+              </w:rPr>
+              <w:t xml:space="preserve">Sprint 0</w:t>
             </w:r>
           </w:p>
         </w:tc>
@@ -7983,9 +11187,1268 @@
           <w:sz w:val="24"/>
           <w:szCs w:val="24"/>
         </w:rPr>
-        <w:t xml:space="preserve">The RTM is updated at every sprint boundary. New requirements discovered during sprints are assigned IDs and traced forward. Requirements that are deferred or descoped are marked with rationale. The QA Automation Agent validates RTM completeness against test coverage at each sprint review. The Delivery Orchestrator ensures no feature build begins without a linked RTM entry.</w:t>
+        <w:t xml:space="preserve">The RTM is updated at every sprint boundary. New requirements discovered during sprints are assigned IDs and traced forward. Requirements that are deferred or descoped are marked with rationale. The QA Automation Agent validates RTM completeness against test coverage at each sprint review. The Delivery Orchestrator ensures no feature build begins without a linked RTM entry. Consortium clarification-derived requirements (CL-XXX) are integrated into the appropriate requirement category (RFP, BR, FR, NFR) upon detailed analysis in Sprint 1.</w:t>
       </w:r>
     </w:p>
+    <w:p>
+      <w:pPr>
+        <w:pStyle w:val="Heading1"/>
+        <w:spacing w:after="120" w:before="360" w:line="312"/>
+      </w:pPr>
+      <w:bookmarkStart w:id="100007" w:name="_Toc100007"/>
+      <w:r>
+        <w:rPr>
+          <w:rFonts w:ascii="Times New Roman" w:eastAsia="SimHei"/>
+          <w:b/>
+          <w:bCs/>
+          <w:color w:val="182030"/>
+        </w:rPr>
+        <w:t xml:space="preserve">8. Consortium Clarification Cross-Reference</w:t>
+      </w:r>
+      <w:bookmarkEnd w:id="100007"/>
+    </w:p>
+    <w:p>
+      <w:pPr>
+        <w:spacing w:after="80" w:line="312"/>
+        <w:ind w:firstLine="480"/>
+        <w:jc w:val="both"/>
+      </w:pPr>
+      <w:r>
+        <w:rPr>
+          <w:rFonts w:ascii="Times New Roman" w:eastAsia="SimSun"/>
+          <w:color w:val="182030"/>
+          <w:sz w:val="24"/>
+          <w:szCs w:val="24"/>
+        </w:rPr>
+        <w:t xml:space="preserve">The following cross-reference table maps each consortium clarification topic to its affected requirements and sprint impact, ensuring bidirectional traceability from clarification to implementation:</w:t>
+      </w:r>
+    </w:p>
+    <w:tbl>
+      <w:tblPr>
+        <w:tblW w:type="pct" w:w="100%"/>
+        <w:tblBorders>
+          <w:top w:val="single" w:color="D4875A" w:sz="1"/>
+          <w:left w:val="single" w:color="D4875A" w:sz="1"/>
+          <w:bottom w:val="single" w:color="D4875A" w:sz="1"/>
+          <w:right w:val="single" w:color="D4875A" w:sz="1"/>
+          <w:insideH w:val="single" w:color="DDD0C8" w:sz="1"/>
+          <w:insideV w:val="single" w:color="DDD0C8" w:sz="1"/>
+        </w:tblBorders>
+      </w:tblPr>
+      <w:tblGrid>
+        <w:gridCol w:w="100"/>
+        <w:gridCol w:w="100"/>
+        <w:gridCol w:w="100"/>
+        <w:gridCol w:w="100"/>
+      </w:tblGrid>
+      <w:tr>
+        <w:trPr>
+          <w:tblHeader/>
+        </w:trPr>
+        <w:tc>
+          <w:tcPr>
+            <w:tcW w:type="pct" w:w="15%"/>
+            <w:tcBorders>
+              <w:top w:val="single" w:color="D4875A" w:sz="1"/>
+              <w:left w:val="single" w:color="D4875A" w:sz="1"/>
+              <w:bottom w:val="single" w:color="D4875A" w:sz="1"/>
+              <w:right w:val="single" w:color="D4875A" w:sz="1"/>
+            </w:tcBorders>
+            <w:shd w:fill="D4875A" w:val="clear"/>
+          </w:tcPr>
+          <w:p>
+            <w:pPr>
+              <w:spacing w:after="40" w:before="40" w:line="312"/>
+            </w:pPr>
+            <w:r>
+              <w:rPr>
+                <w:rFonts w:ascii="Times New Roman" w:eastAsia="SimHei"/>
+                <w:b/>
+                <w:bCs/>
+                <w:color w:val="FFFFFF"/>
+                <w:sz w:val="22"/>
+                <w:szCs w:val="22"/>
+              </w:rPr>
+              <w:t xml:space="preserve">Clarification ID</w:t>
+            </w:r>
+          </w:p>
+        </w:tc>
+        <w:tc>
+          <w:tcPr>
+            <w:tcW w:type="pct" w:w="25%"/>
+            <w:tcBorders>
+              <w:top w:val="single" w:color="D4875A" w:sz="1"/>
+              <w:left w:val="single" w:color="D4875A" w:sz="1"/>
+              <w:bottom w:val="single" w:color="D4875A" w:sz="1"/>
+              <w:right w:val="single" w:color="D4875A" w:sz="1"/>
+            </w:tcBorders>
+            <w:shd w:fill="D4875A" w:val="clear"/>
+          </w:tcPr>
+          <w:p>
+            <w:pPr>
+              <w:spacing w:after="40" w:before="40" w:line="312"/>
+            </w:pPr>
+            <w:r>
+              <w:rPr>
+                <w:rFonts w:ascii="Times New Roman" w:eastAsia="SimHei"/>
+                <w:b/>
+                <w:bCs/>
+                <w:color w:val="FFFFFF"/>
+                <w:sz w:val="22"/>
+                <w:szCs w:val="22"/>
+              </w:rPr>
+              <w:t xml:space="preserve">Topic</w:t>
+            </w:r>
+          </w:p>
+        </w:tc>
+        <w:tc>
+          <w:tcPr>
+            <w:tcW w:type="pct" w:w="35%"/>
+            <w:tcBorders>
+              <w:top w:val="single" w:color="D4875A" w:sz="1"/>
+              <w:left w:val="single" w:color="D4875A" w:sz="1"/>
+              <w:bottom w:val="single" w:color="D4875A" w:sz="1"/>
+              <w:right w:val="single" w:color="D4875A" w:sz="1"/>
+            </w:tcBorders>
+            <w:shd w:fill="D4875A" w:val="clear"/>
+          </w:tcPr>
+          <w:p>
+            <w:pPr>
+              <w:spacing w:after="40" w:before="40" w:line="312"/>
+            </w:pPr>
+            <w:r>
+              <w:rPr>
+                <w:rFonts w:ascii="Times New Roman" w:eastAsia="SimHei"/>
+                <w:b/>
+                <w:bCs/>
+                <w:color w:val="FFFFFF"/>
+                <w:sz w:val="22"/>
+                <w:szCs w:val="22"/>
+              </w:rPr>
+              <w:t xml:space="preserve">Affected Requirements</w:t>
+            </w:r>
+          </w:p>
+        </w:tc>
+        <w:tc>
+          <w:tcPr>
+            <w:tcW w:type="pct" w:w="25%"/>
+            <w:tcBorders>
+              <w:top w:val="single" w:color="D4875A" w:sz="1"/>
+              <w:left w:val="single" w:color="D4875A" w:sz="1"/>
+              <w:bottom w:val="single" w:color="D4875A" w:sz="1"/>
+              <w:right w:val="single" w:color="D4875A" w:sz="1"/>
+            </w:tcBorders>
+            <w:shd w:fill="D4875A" w:val="clear"/>
+          </w:tcPr>
+          <w:p>
+            <w:pPr>
+              <w:spacing w:after="40" w:before="40" w:line="312"/>
+            </w:pPr>
+            <w:r>
+              <w:rPr>
+                <w:rFonts w:ascii="Times New Roman" w:eastAsia="SimHei"/>
+                <w:b/>
+                <w:bCs/>
+                <w:color w:val="FFFFFF"/>
+                <w:sz w:val="22"/>
+                <w:szCs w:val="22"/>
+              </w:rPr>
+              <w:t xml:space="preserve">Sprint Impact</w:t>
+            </w:r>
+          </w:p>
+        </w:tc>
+      </w:tr>
+      <w:tr>
+        <w:trPr>
+          <w:cantSplit/>
+        </w:trPr>
+        <w:tc>
+          <w:tcPr>
+            <w:tcW w:type="pct" w:w="15%"/>
+            <w:tcBorders>
+              <w:top w:val="single" w:color="DDD0C8" w:sz="1"/>
+              <w:left w:val="single" w:color="DDD0C8" w:sz="1"/>
+              <w:bottom w:val="single" w:color="DDD0C8" w:sz="1"/>
+              <w:right w:val="single" w:color="DDD0C8" w:sz="1"/>
+            </w:tcBorders>
+            <w:shd w:fill="FFFFFF" w:val="clear"/>
+          </w:tcPr>
+          <w:p>
+            <w:pPr>
+              <w:spacing w:after="40" w:before="40" w:line="312"/>
+            </w:pPr>
+            <w:r>
+              <w:rPr>
+                <w:rFonts w:ascii="Times New Roman" w:eastAsia="SimSun"/>
+                <w:color w:val="182030"/>
+                <w:sz w:val="22"/>
+                <w:szCs w:val="22"/>
+              </w:rPr>
+              <w:t xml:space="preserve">CC-01</w:t>
+            </w:r>
+          </w:p>
+        </w:tc>
+        <w:tc>
+          <w:tcPr>
+            <w:tcW w:type="pct" w:w="25%"/>
+            <w:tcBorders>
+              <w:top w:val="single" w:color="DDD0C8" w:sz="1"/>
+              <w:left w:val="single" w:color="DDD0C8" w:sz="1"/>
+              <w:bottom w:val="single" w:color="DDD0C8" w:sz="1"/>
+              <w:right w:val="single" w:color="DDD0C8" w:sz="1"/>
+            </w:tcBorders>
+            <w:shd w:fill="FFFFFF" w:val="clear"/>
+          </w:tcPr>
+          <w:p>
+            <w:pPr>
+              <w:spacing w:after="40" w:before="40" w:line="312"/>
+            </w:pPr>
+            <w:r>
+              <w:rPr>
+                <w:rFonts w:ascii="Times New Roman" w:eastAsia="SimSun"/>
+                <w:color w:val="182030"/>
+                <w:sz w:val="22"/>
+                <w:szCs w:val="22"/>
+              </w:rPr>
+              <w:t xml:space="preserve">LAT Schema and Field Structure</w:t>
+            </w:r>
+          </w:p>
+        </w:tc>
+        <w:tc>
+          <w:tcPr>
+            <w:tcW w:type="pct" w:w="35%"/>
+            <w:tcBorders>
+              <w:top w:val="single" w:color="DDD0C8" w:sz="1"/>
+              <w:left w:val="single" w:color="DDD0C8" w:sz="1"/>
+              <w:bottom w:val="single" w:color="DDD0C8" w:sz="1"/>
+              <w:right w:val="single" w:color="DDD0C8" w:sz="1"/>
+            </w:tcBorders>
+            <w:shd w:fill="FFFFFF" w:val="clear"/>
+          </w:tcPr>
+          <w:p>
+            <w:pPr>
+              <w:spacing w:after="40" w:before="40" w:line="312"/>
+            </w:pPr>
+            <w:r>
+              <w:rPr>
+                <w:rFonts w:ascii="Times New Roman" w:eastAsia="SimSun"/>
+                <w:color w:val="182030"/>
+                <w:sz w:val="22"/>
+                <w:szCs w:val="22"/>
+              </w:rPr>
+              <w:t xml:space="preserve">BR-008, CL-009</w:t>
+            </w:r>
+          </w:p>
+        </w:tc>
+        <w:tc>
+          <w:tcPr>
+            <w:tcW w:type="pct" w:w="25%"/>
+            <w:tcBorders>
+              <w:top w:val="single" w:color="DDD0C8" w:sz="1"/>
+              <w:left w:val="single" w:color="DDD0C8" w:sz="1"/>
+              <w:bottom w:val="single" w:color="DDD0C8" w:sz="1"/>
+              <w:right w:val="single" w:color="DDD0C8" w:sz="1"/>
+            </w:tcBorders>
+            <w:shd w:fill="FFFFFF" w:val="clear"/>
+          </w:tcPr>
+          <w:p>
+            <w:pPr>
+              <w:spacing w:after="40" w:before="40" w:line="312"/>
+            </w:pPr>
+            <w:r>
+              <w:rPr>
+                <w:rFonts w:ascii="Times New Roman" w:eastAsia="SimSun"/>
+                <w:color w:val="182030"/>
+                <w:sz w:val="22"/>
+                <w:szCs w:val="22"/>
+              </w:rPr>
+              <w:t xml:space="preserve">Sprint 1</w:t>
+            </w:r>
+          </w:p>
+        </w:tc>
+      </w:tr>
+      <w:tr>
+        <w:trPr>
+          <w:cantSplit/>
+        </w:trPr>
+        <w:tc>
+          <w:tcPr>
+            <w:tcW w:type="pct" w:w="15%"/>
+            <w:tcBorders>
+              <w:top w:val="single" w:color="DDD0C8" w:sz="1"/>
+              <w:left w:val="single" w:color="DDD0C8" w:sz="1"/>
+              <w:bottom w:val="single" w:color="DDD0C8" w:sz="1"/>
+              <w:right w:val="single" w:color="DDD0C8" w:sz="1"/>
+            </w:tcBorders>
+            <w:shd w:fill="FFFFFF" w:val="clear"/>
+          </w:tcPr>
+          <w:p>
+            <w:pPr>
+              <w:spacing w:after="40" w:before="40" w:line="312"/>
+            </w:pPr>
+            <w:r>
+              <w:rPr>
+                <w:rFonts w:ascii="Times New Roman" w:eastAsia="SimSun"/>
+                <w:color w:val="182030"/>
+                <w:sz w:val="22"/>
+                <w:szCs w:val="22"/>
+              </w:rPr>
+              <w:t xml:space="preserve">CC-02</w:t>
+            </w:r>
+          </w:p>
+        </w:tc>
+        <w:tc>
+          <w:tcPr>
+            <w:tcW w:type="pct" w:w="25%"/>
+            <w:tcBorders>
+              <w:top w:val="single" w:color="DDD0C8" w:sz="1"/>
+              <w:left w:val="single" w:color="DDD0C8" w:sz="1"/>
+              <w:bottom w:val="single" w:color="DDD0C8" w:sz="1"/>
+              <w:right w:val="single" w:color="DDD0C8" w:sz="1"/>
+            </w:tcBorders>
+            <w:shd w:fill="FFFFFF" w:val="clear"/>
+          </w:tcPr>
+          <w:p>
+            <w:pPr>
+              <w:spacing w:after="40" w:before="40" w:line="312"/>
+            </w:pPr>
+            <w:r>
+              <w:rPr>
+                <w:rFonts w:ascii="Times New Roman" w:eastAsia="SimSun"/>
+                <w:color w:val="182030"/>
+                <w:sz w:val="22"/>
+                <w:szCs w:val="22"/>
+              </w:rPr>
+              <w:t xml:space="preserve">Salesforce Object Model</w:t>
+            </w:r>
+          </w:p>
+        </w:tc>
+        <w:tc>
+          <w:tcPr>
+            <w:tcW w:type="pct" w:w="35%"/>
+            <w:tcBorders>
+              <w:top w:val="single" w:color="DDD0C8" w:sz="1"/>
+              <w:left w:val="single" w:color="DDD0C8" w:sz="1"/>
+              <w:bottom w:val="single" w:color="DDD0C8" w:sz="1"/>
+              <w:right w:val="single" w:color="DDD0C8" w:sz="1"/>
+            </w:tcBorders>
+            <w:shd w:fill="FFFFFF" w:val="clear"/>
+          </w:tcPr>
+          <w:p>
+            <w:pPr>
+              <w:spacing w:after="40" w:before="40" w:line="312"/>
+            </w:pPr>
+            <w:r>
+              <w:rPr>
+                <w:rFonts w:ascii="Times New Roman" w:eastAsia="SimSun"/>
+                <w:color w:val="182030"/>
+                <w:sz w:val="22"/>
+                <w:szCs w:val="22"/>
+              </w:rPr>
+              <w:t xml:space="preserve">BR-009, FR-011, CL-005</w:t>
+            </w:r>
+          </w:p>
+        </w:tc>
+        <w:tc>
+          <w:tcPr>
+            <w:tcW w:type="pct" w:w="25%"/>
+            <w:tcBorders>
+              <w:top w:val="single" w:color="DDD0C8" w:sz="1"/>
+              <w:left w:val="single" w:color="DDD0C8" w:sz="1"/>
+              <w:bottom w:val="single" w:color="DDD0C8" w:sz="1"/>
+              <w:right w:val="single" w:color="DDD0C8" w:sz="1"/>
+            </w:tcBorders>
+            <w:shd w:fill="FFFFFF" w:val="clear"/>
+          </w:tcPr>
+          <w:p>
+            <w:pPr>
+              <w:spacing w:after="40" w:before="40" w:line="312"/>
+            </w:pPr>
+            <w:r>
+              <w:rPr>
+                <w:rFonts w:ascii="Times New Roman" w:eastAsia="SimSun"/>
+                <w:color w:val="182030"/>
+                <w:sz w:val="22"/>
+                <w:szCs w:val="22"/>
+              </w:rPr>
+              <w:t xml:space="preserve">Sprint 1-2</w:t>
+            </w:r>
+          </w:p>
+        </w:tc>
+      </w:tr>
+      <w:tr>
+        <w:trPr>
+          <w:cantSplit/>
+        </w:trPr>
+        <w:tc>
+          <w:tcPr>
+            <w:tcW w:type="pct" w:w="15%"/>
+            <w:tcBorders>
+              <w:top w:val="single" w:color="DDD0C8" w:sz="1"/>
+              <w:left w:val="single" w:color="DDD0C8" w:sz="1"/>
+              <w:bottom w:val="single" w:color="DDD0C8" w:sz="1"/>
+              <w:right w:val="single" w:color="DDD0C8" w:sz="1"/>
+            </w:tcBorders>
+            <w:shd w:fill="FFFFFF" w:val="clear"/>
+          </w:tcPr>
+          <w:p>
+            <w:pPr>
+              <w:spacing w:after="40" w:before="40" w:line="312"/>
+            </w:pPr>
+            <w:r>
+              <w:rPr>
+                <w:rFonts w:ascii="Times New Roman" w:eastAsia="SimSun"/>
+                <w:color w:val="182030"/>
+                <w:sz w:val="22"/>
+                <w:szCs w:val="22"/>
+              </w:rPr>
+              <w:t xml:space="preserve">CC-03</w:t>
+            </w:r>
+          </w:p>
+        </w:tc>
+        <w:tc>
+          <w:tcPr>
+            <w:tcW w:type="pct" w:w="25%"/>
+            <w:tcBorders>
+              <w:top w:val="single" w:color="DDD0C8" w:sz="1"/>
+              <w:left w:val="single" w:color="DDD0C8" w:sz="1"/>
+              <w:bottom w:val="single" w:color="DDD0C8" w:sz="1"/>
+              <w:right w:val="single" w:color="DDD0C8" w:sz="1"/>
+            </w:tcBorders>
+            <w:shd w:fill="FFFFFF" w:val="clear"/>
+          </w:tcPr>
+          <w:p>
+            <w:pPr>
+              <w:spacing w:after="40" w:before="40" w:line="312"/>
+            </w:pPr>
+            <w:r>
+              <w:rPr>
+                <w:rFonts w:ascii="Times New Roman" w:eastAsia="SimSun"/>
+                <w:color w:val="182030"/>
+                <w:sz w:val="22"/>
+                <w:szCs w:val="22"/>
+              </w:rPr>
+              <w:t xml:space="preserve">Offline-First Operating Conditions</w:t>
+            </w:r>
+          </w:p>
+        </w:tc>
+        <w:tc>
+          <w:tcPr>
+            <w:tcW w:type="pct" w:w="35%"/>
+            <w:tcBorders>
+              <w:top w:val="single" w:color="DDD0C8" w:sz="1"/>
+              <w:left w:val="single" w:color="DDD0C8" w:sz="1"/>
+              <w:bottom w:val="single" w:color="DDD0C8" w:sz="1"/>
+              <w:right w:val="single" w:color="DDD0C8" w:sz="1"/>
+            </w:tcBorders>
+            <w:shd w:fill="FFFFFF" w:val="clear"/>
+          </w:tcPr>
+          <w:p>
+            <w:pPr>
+              <w:spacing w:after="40" w:before="40" w:line="312"/>
+            </w:pPr>
+            <w:r>
+              <w:rPr>
+                <w:rFonts w:ascii="Times New Roman" w:eastAsia="SimSun"/>
+                <w:color w:val="182030"/>
+                <w:sz w:val="22"/>
+                <w:szCs w:val="22"/>
+              </w:rPr>
+              <w:t xml:space="preserve">FR-013, NFR-003, CL-007</w:t>
+            </w:r>
+          </w:p>
+        </w:tc>
+        <w:tc>
+          <w:tcPr>
+            <w:tcW w:type="pct" w:w="25%"/>
+            <w:tcBorders>
+              <w:top w:val="single" w:color="DDD0C8" w:sz="1"/>
+              <w:left w:val="single" w:color="DDD0C8" w:sz="1"/>
+              <w:bottom w:val="single" w:color="DDD0C8" w:sz="1"/>
+              <w:right w:val="single" w:color="DDD0C8" w:sz="1"/>
+            </w:tcBorders>
+            <w:shd w:fill="FFFFFF" w:val="clear"/>
+          </w:tcPr>
+          <w:p>
+            <w:pPr>
+              <w:spacing w:after="40" w:before="40" w:line="312"/>
+            </w:pPr>
+            <w:r>
+              <w:rPr>
+                <w:rFonts w:ascii="Times New Roman" w:eastAsia="SimSun"/>
+                <w:color w:val="182030"/>
+                <w:sz w:val="22"/>
+                <w:szCs w:val="22"/>
+              </w:rPr>
+              <w:t xml:space="preserve">Sprint 3-4</w:t>
+            </w:r>
+          </w:p>
+        </w:tc>
+      </w:tr>
+      <w:tr>
+        <w:trPr>
+          <w:cantSplit/>
+        </w:trPr>
+        <w:tc>
+          <w:tcPr>
+            <w:tcW w:type="pct" w:w="15%"/>
+            <w:tcBorders>
+              <w:top w:val="single" w:color="DDD0C8" w:sz="1"/>
+              <w:left w:val="single" w:color="DDD0C8" w:sz="1"/>
+              <w:bottom w:val="single" w:color="DDD0C8" w:sz="1"/>
+              <w:right w:val="single" w:color="DDD0C8" w:sz="1"/>
+            </w:tcBorders>
+            <w:shd w:fill="FFFFFF" w:val="clear"/>
+          </w:tcPr>
+          <w:p>
+            <w:pPr>
+              <w:spacing w:after="40" w:before="40" w:line="312"/>
+            </w:pPr>
+            <w:r>
+              <w:rPr>
+                <w:rFonts w:ascii="Times New Roman" w:eastAsia="SimSun"/>
+                <w:color w:val="182030"/>
+                <w:sz w:val="22"/>
+                <w:szCs w:val="22"/>
+              </w:rPr>
+              <w:t xml:space="preserve">CC-04</w:t>
+            </w:r>
+          </w:p>
+        </w:tc>
+        <w:tc>
+          <w:tcPr>
+            <w:tcW w:type="pct" w:w="25%"/>
+            <w:tcBorders>
+              <w:top w:val="single" w:color="DDD0C8" w:sz="1"/>
+              <w:left w:val="single" w:color="DDD0C8" w:sz="1"/>
+              <w:bottom w:val="single" w:color="DDD0C8" w:sz="1"/>
+              <w:right w:val="single" w:color="DDD0C8" w:sz="1"/>
+            </w:tcBorders>
+            <w:shd w:fill="FFFFFF" w:val="clear"/>
+          </w:tcPr>
+          <w:p>
+            <w:pPr>
+              <w:spacing w:after="40" w:before="40" w:line="312"/>
+            </w:pPr>
+            <w:r>
+              <w:rPr>
+                <w:rFonts w:ascii="Times New Roman" w:eastAsia="SimSun"/>
+                <w:color w:val="182030"/>
+                <w:sz w:val="22"/>
+                <w:szCs w:val="22"/>
+              </w:rPr>
+              <w:t xml:space="preserve">Benchmarking Data Pathway</w:t>
+            </w:r>
+          </w:p>
+        </w:tc>
+        <w:tc>
+          <w:tcPr>
+            <w:tcW w:type="pct" w:w="35%"/>
+            <w:tcBorders>
+              <w:top w:val="single" w:color="DDD0C8" w:sz="1"/>
+              <w:left w:val="single" w:color="DDD0C8" w:sz="1"/>
+              <w:bottom w:val="single" w:color="DDD0C8" w:sz="1"/>
+              <w:right w:val="single" w:color="DDD0C8" w:sz="1"/>
+            </w:tcBorders>
+            <w:shd w:fill="FFFFFF" w:val="clear"/>
+          </w:tcPr>
+          <w:p>
+            <w:pPr>
+              <w:spacing w:after="40" w:before="40" w:line="312"/>
+            </w:pPr>
+            <w:r>
+              <w:rPr>
+                <w:rFonts w:ascii="Times New Roman" w:eastAsia="SimSun"/>
+                <w:color w:val="182030"/>
+                <w:sz w:val="22"/>
+                <w:szCs w:val="22"/>
+              </w:rPr>
+              <w:t xml:space="preserve">FR-015, CL-004</w:t>
+            </w:r>
+          </w:p>
+        </w:tc>
+        <w:tc>
+          <w:tcPr>
+            <w:tcW w:type="pct" w:w="25%"/>
+            <w:tcBorders>
+              <w:top w:val="single" w:color="DDD0C8" w:sz="1"/>
+              <w:left w:val="single" w:color="DDD0C8" w:sz="1"/>
+              <w:bottom w:val="single" w:color="DDD0C8" w:sz="1"/>
+              <w:right w:val="single" w:color="DDD0C8" w:sz="1"/>
+            </w:tcBorders>
+            <w:shd w:fill="FFFFFF" w:val="clear"/>
+          </w:tcPr>
+          <w:p>
+            <w:pPr>
+              <w:spacing w:after="40" w:before="40" w:line="312"/>
+            </w:pPr>
+            <w:r>
+              <w:rPr>
+                <w:rFonts w:ascii="Times New Roman" w:eastAsia="SimSun"/>
+                <w:color w:val="182030"/>
+                <w:sz w:val="22"/>
+                <w:szCs w:val="22"/>
+              </w:rPr>
+              <w:t xml:space="preserve">Sprint 4-6</w:t>
+            </w:r>
+          </w:p>
+        </w:tc>
+      </w:tr>
+      <w:tr>
+        <w:trPr>
+          <w:cantSplit/>
+        </w:trPr>
+        <w:tc>
+          <w:tcPr>
+            <w:tcW w:type="pct" w:w="15%"/>
+            <w:tcBorders>
+              <w:top w:val="single" w:color="DDD0C8" w:sz="1"/>
+              <w:left w:val="single" w:color="DDD0C8" w:sz="1"/>
+              <w:bottom w:val="single" w:color="DDD0C8" w:sz="1"/>
+              <w:right w:val="single" w:color="DDD0C8" w:sz="1"/>
+            </w:tcBorders>
+            <w:shd w:fill="FFFFFF" w:val="clear"/>
+          </w:tcPr>
+          <w:p>
+            <w:pPr>
+              <w:spacing w:after="40" w:before="40" w:line="312"/>
+            </w:pPr>
+            <w:r>
+              <w:rPr>
+                <w:rFonts w:ascii="Times New Roman" w:eastAsia="SimSun"/>
+                <w:color w:val="182030"/>
+                <w:sz w:val="22"/>
+                <w:szCs w:val="22"/>
+              </w:rPr>
+              <w:t xml:space="preserve">CC-05</w:t>
+            </w:r>
+          </w:p>
+        </w:tc>
+        <w:tc>
+          <w:tcPr>
+            <w:tcW w:type="pct" w:w="25%"/>
+            <w:tcBorders>
+              <w:top w:val="single" w:color="DDD0C8" w:sz="1"/>
+              <w:left w:val="single" w:color="DDD0C8" w:sz="1"/>
+              <w:bottom w:val="single" w:color="DDD0C8" w:sz="1"/>
+              <w:right w:val="single" w:color="DDD0C8" w:sz="1"/>
+            </w:tcBorders>
+            <w:shd w:fill="FFFFFF" w:val="clear"/>
+          </w:tcPr>
+          <w:p>
+            <w:pPr>
+              <w:spacing w:after="40" w:before="40" w:line="312"/>
+            </w:pPr>
+            <w:r>
+              <w:rPr>
+                <w:rFonts w:ascii="Times New Roman" w:eastAsia="SimSun"/>
+                <w:color w:val="182030"/>
+                <w:sz w:val="22"/>
+                <w:szCs w:val="22"/>
+              </w:rPr>
+              <w:t xml:space="preserve">Language and Code-Switching</w:t>
+            </w:r>
+          </w:p>
+        </w:tc>
+        <w:tc>
+          <w:tcPr>
+            <w:tcW w:type="pct" w:w="35%"/>
+            <w:tcBorders>
+              <w:top w:val="single" w:color="DDD0C8" w:sz="1"/>
+              <w:left w:val="single" w:color="DDD0C8" w:sz="1"/>
+              <w:bottom w:val="single" w:color="DDD0C8" w:sz="1"/>
+              <w:right w:val="single" w:color="DDD0C8" w:sz="1"/>
+            </w:tcBorders>
+            <w:shd w:fill="FFFFFF" w:val="clear"/>
+          </w:tcPr>
+          <w:p>
+            <w:pPr>
+              <w:spacing w:after="40" w:before="40" w:line="312"/>
+            </w:pPr>
+            <w:r>
+              <w:rPr>
+                <w:rFonts w:ascii="Times New Roman" w:eastAsia="SimSun"/>
+                <w:color w:val="182030"/>
+                <w:sz w:val="22"/>
+                <w:szCs w:val="22"/>
+              </w:rPr>
+              <w:t xml:space="preserve">FR-016, CL-002</w:t>
+            </w:r>
+          </w:p>
+        </w:tc>
+        <w:tc>
+          <w:tcPr>
+            <w:tcW w:type="pct" w:w="25%"/>
+            <w:tcBorders>
+              <w:top w:val="single" w:color="DDD0C8" w:sz="1"/>
+              <w:left w:val="single" w:color="DDD0C8" w:sz="1"/>
+              <w:bottom w:val="single" w:color="DDD0C8" w:sz="1"/>
+              <w:right w:val="single" w:color="DDD0C8" w:sz="1"/>
+            </w:tcBorders>
+            <w:shd w:fill="FFFFFF" w:val="clear"/>
+          </w:tcPr>
+          <w:p>
+            <w:pPr>
+              <w:spacing w:after="40" w:before="40" w:line="312"/>
+            </w:pPr>
+            <w:r>
+              <w:rPr>
+                <w:rFonts w:ascii="Times New Roman" w:eastAsia="SimSun"/>
+                <w:color w:val="182030"/>
+                <w:sz w:val="22"/>
+                <w:szCs w:val="22"/>
+              </w:rPr>
+              <w:t xml:space="preserve">Sprint 4</w:t>
+            </w:r>
+          </w:p>
+        </w:tc>
+      </w:tr>
+      <w:tr>
+        <w:trPr>
+          <w:cantSplit/>
+        </w:trPr>
+        <w:tc>
+          <w:tcPr>
+            <w:tcW w:type="pct" w:w="15%"/>
+            <w:tcBorders>
+              <w:top w:val="single" w:color="DDD0C8" w:sz="1"/>
+              <w:left w:val="single" w:color="DDD0C8" w:sz="1"/>
+              <w:bottom w:val="single" w:color="DDD0C8" w:sz="1"/>
+              <w:right w:val="single" w:color="DDD0C8" w:sz="1"/>
+            </w:tcBorders>
+            <w:shd w:fill="FFFFFF" w:val="clear"/>
+          </w:tcPr>
+          <w:p>
+            <w:pPr>
+              <w:spacing w:after="40" w:before="40" w:line="312"/>
+            </w:pPr>
+            <w:r>
+              <w:rPr>
+                <w:rFonts w:ascii="Times New Roman" w:eastAsia="SimSun"/>
+                <w:color w:val="182030"/>
+                <w:sz w:val="22"/>
+                <w:szCs w:val="22"/>
+              </w:rPr>
+              <w:t xml:space="preserve">CC-06</w:t>
+            </w:r>
+          </w:p>
+        </w:tc>
+        <w:tc>
+          <w:tcPr>
+            <w:tcW w:type="pct" w:w="25%"/>
+            <w:tcBorders>
+              <w:top w:val="single" w:color="DDD0C8" w:sz="1"/>
+              <w:left w:val="single" w:color="DDD0C8" w:sz="1"/>
+              <w:bottom w:val="single" w:color="DDD0C8" w:sz="1"/>
+              <w:right w:val="single" w:color="DDD0C8" w:sz="1"/>
+            </w:tcBorders>
+            <w:shd w:fill="FFFFFF" w:val="clear"/>
+          </w:tcPr>
+          <w:p>
+            <w:pPr>
+              <w:spacing w:after="40" w:before="40" w:line="312"/>
+            </w:pPr>
+            <w:r>
+              <w:rPr>
+                <w:rFonts w:ascii="Times New Roman" w:eastAsia="SimSun"/>
+                <w:color w:val="182030"/>
+                <w:sz w:val="22"/>
+                <w:szCs w:val="22"/>
+              </w:rPr>
+              <w:t xml:space="preserve">Pilot-Country Selection</w:t>
+            </w:r>
+          </w:p>
+        </w:tc>
+        <w:tc>
+          <w:tcPr>
+            <w:tcW w:type="pct" w:w="35%"/>
+            <w:tcBorders>
+              <w:top w:val="single" w:color="DDD0C8" w:sz="1"/>
+              <w:left w:val="single" w:color="DDD0C8" w:sz="1"/>
+              <w:bottom w:val="single" w:color="DDD0C8" w:sz="1"/>
+              <w:right w:val="single" w:color="DDD0C8" w:sz="1"/>
+            </w:tcBorders>
+            <w:shd w:fill="FFFFFF" w:val="clear"/>
+          </w:tcPr>
+          <w:p>
+            <w:pPr>
+              <w:spacing w:after="40" w:before="40" w:line="312"/>
+            </w:pPr>
+            <w:r>
+              <w:rPr>
+                <w:rFonts w:ascii="Times New Roman" w:eastAsia="SimSun"/>
+                <w:color w:val="182030"/>
+                <w:sz w:val="22"/>
+                <w:szCs w:val="22"/>
+              </w:rPr>
+              <w:t xml:space="preserve">BR-007, CL-001</w:t>
+            </w:r>
+          </w:p>
+        </w:tc>
+        <w:tc>
+          <w:tcPr>
+            <w:tcW w:type="pct" w:w="25%"/>
+            <w:tcBorders>
+              <w:top w:val="single" w:color="DDD0C8" w:sz="1"/>
+              <w:left w:val="single" w:color="DDD0C8" w:sz="1"/>
+              <w:bottom w:val="single" w:color="DDD0C8" w:sz="1"/>
+              <w:right w:val="single" w:color="DDD0C8" w:sz="1"/>
+            </w:tcBorders>
+            <w:shd w:fill="FFFFFF" w:val="clear"/>
+          </w:tcPr>
+          <w:p>
+            <w:pPr>
+              <w:spacing w:after="40" w:before="40" w:line="312"/>
+            </w:pPr>
+            <w:r>
+              <w:rPr>
+                <w:rFonts w:ascii="Times New Roman" w:eastAsia="SimSun"/>
+                <w:color w:val="182030"/>
+                <w:sz w:val="22"/>
+                <w:szCs w:val="22"/>
+              </w:rPr>
+              <w:t xml:space="preserve">Sprint 1</w:t>
+            </w:r>
+          </w:p>
+        </w:tc>
+      </w:tr>
+      <w:tr>
+        <w:trPr>
+          <w:cantSplit/>
+        </w:trPr>
+        <w:tc>
+          <w:tcPr>
+            <w:tcW w:type="pct" w:w="15%"/>
+            <w:tcBorders>
+              <w:top w:val="single" w:color="DDD0C8" w:sz="1"/>
+              <w:left w:val="single" w:color="DDD0C8" w:sz="1"/>
+              <w:bottom w:val="single" w:color="DDD0C8" w:sz="1"/>
+              <w:right w:val="single" w:color="DDD0C8" w:sz="1"/>
+            </w:tcBorders>
+            <w:shd w:fill="FFFFFF" w:val="clear"/>
+          </w:tcPr>
+          <w:p>
+            <w:pPr>
+              <w:spacing w:after="40" w:before="40" w:line="312"/>
+            </w:pPr>
+            <w:r>
+              <w:rPr>
+                <w:rFonts w:ascii="Times New Roman" w:eastAsia="SimSun"/>
+                <w:color w:val="182030"/>
+                <w:sz w:val="22"/>
+                <w:szCs w:val="22"/>
+              </w:rPr>
+              <w:t xml:space="preserve">CC-07</w:t>
+            </w:r>
+          </w:p>
+        </w:tc>
+        <w:tc>
+          <w:tcPr>
+            <w:tcW w:type="pct" w:w="25%"/>
+            <w:tcBorders>
+              <w:top w:val="single" w:color="DDD0C8" w:sz="1"/>
+              <w:left w:val="single" w:color="DDD0C8" w:sz="1"/>
+              <w:bottom w:val="single" w:color="DDD0C8" w:sz="1"/>
+              <w:right w:val="single" w:color="DDD0C8" w:sz="1"/>
+            </w:tcBorders>
+            <w:shd w:fill="FFFFFF" w:val="clear"/>
+          </w:tcPr>
+          <w:p>
+            <w:pPr>
+              <w:spacing w:after="40" w:before="40" w:line="312"/>
+            </w:pPr>
+            <w:r>
+              <w:rPr>
+                <w:rFonts w:ascii="Times New Roman" w:eastAsia="SimSun"/>
+                <w:color w:val="182030"/>
+                <w:sz w:val="22"/>
+                <w:szCs w:val="22"/>
+              </w:rPr>
+              <w:t xml:space="preserve">Claude Team/Enterprise</w:t>
+            </w:r>
+          </w:p>
+        </w:tc>
+        <w:tc>
+          <w:tcPr>
+            <w:tcW w:type="pct" w:w="35%"/>
+            <w:tcBorders>
+              <w:top w:val="single" w:color="DDD0C8" w:sz="1"/>
+              <w:left w:val="single" w:color="DDD0C8" w:sz="1"/>
+              <w:bottom w:val="single" w:color="DDD0C8" w:sz="1"/>
+              <w:right w:val="single" w:color="DDD0C8" w:sz="1"/>
+            </w:tcBorders>
+            <w:shd w:fill="FFFFFF" w:val="clear"/>
+          </w:tcPr>
+          <w:p>
+            <w:pPr>
+              <w:spacing w:after="40" w:before="40" w:line="312"/>
+            </w:pPr>
+            <w:r>
+              <w:rPr>
+                <w:rFonts w:ascii="Times New Roman" w:eastAsia="SimSun"/>
+                <w:color w:val="182030"/>
+                <w:sz w:val="22"/>
+                <w:szCs w:val="22"/>
+              </w:rPr>
+              <w:t xml:space="preserve">FR-004, NFR-009, CL-008</w:t>
+            </w:r>
+          </w:p>
+        </w:tc>
+        <w:tc>
+          <w:tcPr>
+            <w:tcW w:type="pct" w:w="25%"/>
+            <w:tcBorders>
+              <w:top w:val="single" w:color="DDD0C8" w:sz="1"/>
+              <w:left w:val="single" w:color="DDD0C8" w:sz="1"/>
+              <w:bottom w:val="single" w:color="DDD0C8" w:sz="1"/>
+              <w:right w:val="single" w:color="DDD0C8" w:sz="1"/>
+            </w:tcBorders>
+            <w:shd w:fill="FFFFFF" w:val="clear"/>
+          </w:tcPr>
+          <w:p>
+            <w:pPr>
+              <w:spacing w:after="40" w:before="40" w:line="312"/>
+            </w:pPr>
+            <w:r>
+              <w:rPr>
+                <w:rFonts w:ascii="Times New Roman" w:eastAsia="SimSun"/>
+                <w:color w:val="182030"/>
+                <w:sz w:val="22"/>
+                <w:szCs w:val="22"/>
+              </w:rPr>
+              <w:t xml:space="preserve">Sprint 0</w:t>
+            </w:r>
+          </w:p>
+        </w:tc>
+      </w:tr>
+      <w:tr>
+        <w:trPr>
+          <w:cantSplit/>
+        </w:trPr>
+        <w:tc>
+          <w:tcPr>
+            <w:tcW w:type="pct" w:w="15%"/>
+            <w:tcBorders>
+              <w:top w:val="single" w:color="DDD0C8" w:sz="1"/>
+              <w:left w:val="single" w:color="DDD0C8" w:sz="1"/>
+              <w:bottom w:val="single" w:color="DDD0C8" w:sz="1"/>
+              <w:right w:val="single" w:color="DDD0C8" w:sz="1"/>
+            </w:tcBorders>
+            <w:shd w:fill="FFFFFF" w:val="clear"/>
+          </w:tcPr>
+          <w:p>
+            <w:pPr>
+              <w:spacing w:after="40" w:before="40" w:line="312"/>
+            </w:pPr>
+            <w:r>
+              <w:rPr>
+                <w:rFonts w:ascii="Times New Roman" w:eastAsia="SimSun"/>
+                <w:color w:val="182030"/>
+                <w:sz w:val="22"/>
+                <w:szCs w:val="22"/>
+              </w:rPr>
+              <w:t xml:space="preserve">CC-08</w:t>
+            </w:r>
+          </w:p>
+        </w:tc>
+        <w:tc>
+          <w:tcPr>
+            <w:tcW w:type="pct" w:w="25%"/>
+            <w:tcBorders>
+              <w:top w:val="single" w:color="DDD0C8" w:sz="1"/>
+              <w:left w:val="single" w:color="DDD0C8" w:sz="1"/>
+              <w:bottom w:val="single" w:color="DDD0C8" w:sz="1"/>
+              <w:right w:val="single" w:color="DDD0C8" w:sz="1"/>
+            </w:tcBorders>
+            <w:shd w:fill="FFFFFF" w:val="clear"/>
+          </w:tcPr>
+          <w:p>
+            <w:pPr>
+              <w:spacing w:after="40" w:before="40" w:line="312"/>
+            </w:pPr>
+            <w:r>
+              <w:rPr>
+                <w:rFonts w:ascii="Times New Roman" w:eastAsia="SimSun"/>
+                <w:color w:val="182030"/>
+                <w:sz w:val="22"/>
+                <w:szCs w:val="22"/>
+              </w:rPr>
+              <w:t xml:space="preserve">Baseline Capture Methodology</w:t>
+            </w:r>
+          </w:p>
+        </w:tc>
+        <w:tc>
+          <w:tcPr>
+            <w:tcW w:type="pct" w:w="35%"/>
+            <w:tcBorders>
+              <w:top w:val="single" w:color="DDD0C8" w:sz="1"/>
+              <w:left w:val="single" w:color="DDD0C8" w:sz="1"/>
+              <w:bottom w:val="single" w:color="DDD0C8" w:sz="1"/>
+              <w:right w:val="single" w:color="DDD0C8" w:sz="1"/>
+            </w:tcBorders>
+            <w:shd w:fill="FFFFFF" w:val="clear"/>
+          </w:tcPr>
+          <w:p>
+            <w:pPr>
+              <w:spacing w:after="40" w:before="40" w:line="312"/>
+            </w:pPr>
+            <w:r>
+              <w:rPr>
+                <w:rFonts w:ascii="Times New Roman" w:eastAsia="SimSun"/>
+                <w:color w:val="182030"/>
+                <w:sz w:val="22"/>
+                <w:szCs w:val="22"/>
+              </w:rPr>
+              <w:t xml:space="preserve">BR-006, CL-003</w:t>
+            </w:r>
+          </w:p>
+        </w:tc>
+        <w:tc>
+          <w:tcPr>
+            <w:tcW w:type="pct" w:w="25%"/>
+            <w:tcBorders>
+              <w:top w:val="single" w:color="DDD0C8" w:sz="1"/>
+              <w:left w:val="single" w:color="DDD0C8" w:sz="1"/>
+              <w:bottom w:val="single" w:color="DDD0C8" w:sz="1"/>
+              <w:right w:val="single" w:color="DDD0C8" w:sz="1"/>
+            </w:tcBorders>
+            <w:shd w:fill="FFFFFF" w:val="clear"/>
+          </w:tcPr>
+          <w:p>
+            <w:pPr>
+              <w:spacing w:after="40" w:before="40" w:line="312"/>
+            </w:pPr>
+            <w:r>
+              <w:rPr>
+                <w:rFonts w:ascii="Times New Roman" w:eastAsia="SimSun"/>
+                <w:color w:val="182030"/>
+                <w:sz w:val="22"/>
+                <w:szCs w:val="22"/>
+              </w:rPr>
+              <w:t xml:space="preserve">Sprint 1</w:t>
+            </w:r>
+          </w:p>
+        </w:tc>
+      </w:tr>
+      <w:tr>
+        <w:trPr>
+          <w:cantSplit/>
+        </w:trPr>
+        <w:tc>
+          <w:tcPr>
+            <w:tcW w:type="pct" w:w="15%"/>
+            <w:tcBorders>
+              <w:top w:val="single" w:color="DDD0C8" w:sz="1"/>
+              <w:left w:val="single" w:color="DDD0C8" w:sz="1"/>
+              <w:bottom w:val="single" w:color="DDD0C8" w:sz="1"/>
+              <w:right w:val="single" w:color="DDD0C8" w:sz="1"/>
+            </w:tcBorders>
+            <w:shd w:fill="FFFFFF" w:val="clear"/>
+          </w:tcPr>
+          <w:p>
+            <w:pPr>
+              <w:spacing w:after="40" w:before="40" w:line="312"/>
+            </w:pPr>
+            <w:r>
+              <w:rPr>
+                <w:rFonts w:ascii="Times New Roman" w:eastAsia="SimSun"/>
+                <w:color w:val="182030"/>
+                <w:sz w:val="22"/>
+                <w:szCs w:val="22"/>
+              </w:rPr>
+              <w:t xml:space="preserve">CC-09</w:t>
+            </w:r>
+          </w:p>
+        </w:tc>
+        <w:tc>
+          <w:tcPr>
+            <w:tcW w:type="pct" w:w="25%"/>
+            <w:tcBorders>
+              <w:top w:val="single" w:color="DDD0C8" w:sz="1"/>
+              <w:left w:val="single" w:color="DDD0C8" w:sz="1"/>
+              <w:bottom w:val="single" w:color="DDD0C8" w:sz="1"/>
+              <w:right w:val="single" w:color="DDD0C8" w:sz="1"/>
+            </w:tcBorders>
+            <w:shd w:fill="FFFFFF" w:val="clear"/>
+          </w:tcPr>
+          <w:p>
+            <w:pPr>
+              <w:spacing w:after="40" w:before="40" w:line="312"/>
+            </w:pPr>
+            <w:r>
+              <w:rPr>
+                <w:rFonts w:ascii="Times New Roman" w:eastAsia="SimSun"/>
+                <w:color w:val="182030"/>
+                <w:sz w:val="22"/>
+                <w:szCs w:val="22"/>
+              </w:rPr>
+              <w:t xml:space="preserve">Interview Scope</w:t>
+            </w:r>
+          </w:p>
+        </w:tc>
+        <w:tc>
+          <w:tcPr>
+            <w:tcW w:type="pct" w:w="35%"/>
+            <w:tcBorders>
+              <w:top w:val="single" w:color="DDD0C8" w:sz="1"/>
+              <w:left w:val="single" w:color="DDD0C8" w:sz="1"/>
+              <w:bottom w:val="single" w:color="DDD0C8" w:sz="1"/>
+              <w:right w:val="single" w:color="DDD0C8" w:sz="1"/>
+            </w:tcBorders>
+            <w:shd w:fill="FFFFFF" w:val="clear"/>
+          </w:tcPr>
+          <w:p>
+            <w:pPr>
+              <w:spacing w:after="40" w:before="40" w:line="312"/>
+            </w:pPr>
+            <w:r>
+              <w:rPr>
+                <w:rFonts w:ascii="Times New Roman" w:eastAsia="SimSun"/>
+                <w:color w:val="182030"/>
+                <w:sz w:val="22"/>
+                <w:szCs w:val="22"/>
+              </w:rPr>
+              <w:t xml:space="preserve">BR-005, CL-010</w:t>
+            </w:r>
+          </w:p>
+        </w:tc>
+        <w:tc>
+          <w:tcPr>
+            <w:tcW w:type="pct" w:w="25%"/>
+            <w:tcBorders>
+              <w:top w:val="single" w:color="DDD0C8" w:sz="1"/>
+              <w:left w:val="single" w:color="DDD0C8" w:sz="1"/>
+              <w:bottom w:val="single" w:color="DDD0C8" w:sz="1"/>
+              <w:right w:val="single" w:color="DDD0C8" w:sz="1"/>
+            </w:tcBorders>
+            <w:shd w:fill="FFFFFF" w:val="clear"/>
+          </w:tcPr>
+          <w:p>
+            <w:pPr>
+              <w:spacing w:after="40" w:before="40" w:line="312"/>
+            </w:pPr>
+            <w:r>
+              <w:rPr>
+                <w:rFonts w:ascii="Times New Roman" w:eastAsia="SimSun"/>
+                <w:color w:val="182030"/>
+                <w:sz w:val="22"/>
+                <w:szCs w:val="22"/>
+              </w:rPr>
+              <w:t xml:space="preserve">Sprint 1</w:t>
+            </w:r>
+          </w:p>
+        </w:tc>
+      </w:tr>
+      <w:tr>
+        <w:trPr>
+          <w:cantSplit/>
+        </w:trPr>
+        <w:tc>
+          <w:tcPr>
+            <w:tcW w:type="pct" w:w="15%"/>
+            <w:tcBorders>
+              <w:top w:val="single" w:color="DDD0C8" w:sz="1"/>
+              <w:left w:val="single" w:color="DDD0C8" w:sz="1"/>
+              <w:bottom w:val="single" w:color="DDD0C8" w:sz="1"/>
+              <w:right w:val="single" w:color="DDD0C8" w:sz="1"/>
+            </w:tcBorders>
+            <w:shd w:fill="FFFFFF" w:val="clear"/>
+          </w:tcPr>
+          <w:p>
+            <w:pPr>
+              <w:spacing w:after="40" w:before="40" w:line="312"/>
+            </w:pPr>
+            <w:r>
+              <w:rPr>
+                <w:rFonts w:ascii="Times New Roman" w:eastAsia="SimSun"/>
+                <w:color w:val="182030"/>
+                <w:sz w:val="22"/>
+                <w:szCs w:val="22"/>
+              </w:rPr>
+              <w:t xml:space="preserve">CC-10</w:t>
+            </w:r>
+          </w:p>
+        </w:tc>
+        <w:tc>
+          <w:tcPr>
+            <w:tcW w:type="pct" w:w="25%"/>
+            <w:tcBorders>
+              <w:top w:val="single" w:color="DDD0C8" w:sz="1"/>
+              <w:left w:val="single" w:color="DDD0C8" w:sz="1"/>
+              <w:bottom w:val="single" w:color="DDD0C8" w:sz="1"/>
+              <w:right w:val="single" w:color="DDD0C8" w:sz="1"/>
+            </w:tcBorders>
+            <w:shd w:fill="FFFFFF" w:val="clear"/>
+          </w:tcPr>
+          <w:p>
+            <w:pPr>
+              <w:spacing w:after="40" w:before="40" w:line="312"/>
+            </w:pPr>
+            <w:r>
+              <w:rPr>
+                <w:rFonts w:ascii="Times New Roman" w:eastAsia="SimSun"/>
+                <w:color w:val="182030"/>
+                <w:sz w:val="22"/>
+                <w:szCs w:val="22"/>
+              </w:rPr>
+              <w:t xml:space="preserve">Lender Client Segment</w:t>
+            </w:r>
+          </w:p>
+        </w:tc>
+        <w:tc>
+          <w:tcPr>
+            <w:tcW w:type="pct" w:w="35%"/>
+            <w:tcBorders>
+              <w:top w:val="single" w:color="DDD0C8" w:sz="1"/>
+              <w:left w:val="single" w:color="DDD0C8" w:sz="1"/>
+              <w:bottom w:val="single" w:color="DDD0C8" w:sz="1"/>
+              <w:right w:val="single" w:color="DDD0C8" w:sz="1"/>
+            </w:tcBorders>
+            <w:shd w:fill="FFFFFF" w:val="clear"/>
+          </w:tcPr>
+          <w:p>
+            <w:pPr>
+              <w:spacing w:after="40" w:before="40" w:line="312"/>
+            </w:pPr>
+            <w:r>
+              <w:rPr>
+                <w:rFonts w:ascii="Times New Roman" w:eastAsia="SimSun"/>
+                <w:color w:val="182030"/>
+                <w:sz w:val="22"/>
+                <w:szCs w:val="22"/>
+              </w:rPr>
+              <w:t xml:space="preserve">FR-017, CL-006</w:t>
+            </w:r>
+          </w:p>
+        </w:tc>
+        <w:tc>
+          <w:tcPr>
+            <w:tcW w:type="pct" w:w="25%"/>
+            <w:tcBorders>
+              <w:top w:val="single" w:color="DDD0C8" w:sz="1"/>
+              <w:left w:val="single" w:color="DDD0C8" w:sz="1"/>
+              <w:bottom w:val="single" w:color="DDD0C8" w:sz="1"/>
+              <w:right w:val="single" w:color="DDD0C8" w:sz="1"/>
+            </w:tcBorders>
+            <w:shd w:fill="FFFFFF" w:val="clear"/>
+          </w:tcPr>
+          <w:p>
+            <w:pPr>
+              <w:spacing w:after="40" w:before="40" w:line="312"/>
+            </w:pPr>
+            <w:r>
+              <w:rPr>
+                <w:rFonts w:ascii="Times New Roman" w:eastAsia="SimSun"/>
+                <w:color w:val="182030"/>
+                <w:sz w:val="22"/>
+                <w:szCs w:val="22"/>
+              </w:rPr>
+              <w:t xml:space="preserve">Sprint 1-2</w:t>
+            </w:r>
+          </w:p>
+        </w:tc>
+      </w:tr>
+    </w:tbl>
     <w:sectPr>
       <w:headerReference w:type="default" r:id="rId8"/>
       <w:footerReference w:type="default" r:id="rId9"/>
